--- a/multimedia_appendix_2.docx
+++ b/multimedia_appendix_2.docx
@@ -23,7 +23,7 @@
         <w:pStyle w:val="Date"/>
       </w:pPr>
       <w:r>
-        <w:t xml:space="preserve">January 2026</w:t>
+        <w:t xml:space="preserve">March 2026</w:t>
       </w:r>
     </w:p>
     <w:sdt>

--- a/multimedia_appendix_2.docx
+++ b/multimedia_appendix_2.docx
@@ -52,7 +52,7 @@
         </w:p>
       </w:sdtContent>
     </w:sdt>
-    <w:bookmarkStart w:id="13" w:name="multimedia-appendix-2"/>
+    <w:bookmarkStart w:id="15" w:name="multimedia-appendix-2"/>
     <w:p>
       <w:pPr>
         <w:pStyle w:val="Heading1"/>
@@ -61,22 +61,13 @@
         <w:t xml:space="preserve">Multimedia Appendix 2</w:t>
       </w:r>
     </w:p>
-    <w:bookmarkStart w:id="12" w:name="healthcare-nl2sql-query-examples"/>
+    <w:bookmarkStart w:id="12" w:name="X9f1943a7ce7630e7300cf38f4e99b0060e62518"/>
     <w:p>
       <w:pPr>
         <w:pStyle w:val="Heading2"/>
       </w:pPr>
       <w:r>
-        <w:t xml:space="preserve">Healthcare NL2SQL Query Examples</w:t>
-      </w:r>
-    </w:p>
-    <w:bookmarkStart w:id="9" w:name="patient-population-analysis"/>
-    <w:p>
-      <w:pPr>
-        <w:pStyle w:val="Heading3"/>
-      </w:pPr>
-      <w:r>
-        <w:t xml:space="preserve">Patient Population Analysis</w:t>
+        <w:t xml:space="preserve">Validated Query Triple Examples for Healthcare Analytics</w:t>
       </w:r>
     </w:p>
     <w:p>
@@ -84,33 +75,140 @@
         <w:pStyle w:val="FirstParagraph"/>
       </w:pPr>
       <w:r>
-        <w:t xml:space="preserve">Natural Language:</w:t>
-      </w:r>
-      <w:r>
-        <w:t xml:space="preserve"> </w:t>
-      </w:r>
-      <w:r>
-        <w:t xml:space="preserve">“Show me all diabetic patients over 65 who had an HbA1c test in the last 6 months”</w:t>
+        <w:t xml:space="preserve">This appendix illustrates the Validated Query Triple artifact proposed by the HITL-KG framework (see Section 2.2 of the main paper). Each triple comprises three components: (1)</w:t>
+      </w:r>
+      <w:r>
+        <w:t xml:space="preserve"> </w:t>
+      </w:r>
+      <w:r>
+        <w:rPr>
+          <w:b/>
+          <w:bCs/>
+        </w:rPr>
+        <w:t xml:space="preserve">Natural Language Intent</w:t>
+      </w:r>
+      <w:r>
+        <w:t xml:space="preserve">, the clinical business question; (2)</w:t>
+      </w:r>
+      <w:r>
+        <w:t xml:space="preserve"> </w:t>
+      </w:r>
+      <w:r>
+        <w:rPr>
+          <w:b/>
+          <w:bCs/>
+        </w:rPr>
+        <w:t xml:space="preserve">Executable SQL</w:t>
+      </w:r>
+      <w:r>
+        <w:t xml:space="preserve">, the technical implementation; and (3)</w:t>
+      </w:r>
+      <w:r>
+        <w:t xml:space="preserve"> </w:t>
+      </w:r>
+      <w:r>
+        <w:rPr>
+          <w:b/>
+          <w:bCs/>
+        </w:rPr>
+        <w:t xml:space="preserve">Rationale Metadata</w:t>
+      </w:r>
+      <w:r>
+        <w:t xml:space="preserve">, the contextual</w:t>
+      </w:r>
+      <w:r>
+        <w:t xml:space="preserve"> </w:t>
+      </w:r>
+      <w:r>
+        <w:t xml:space="preserve">“why”</w:t>
+      </w:r>
+      <w:r>
+        <w:t xml:space="preserve"> </w:t>
+      </w:r>
+      <w:r>
+        <w:t xml:space="preserve">behind the logic. Together, these components capture not just</w:t>
+      </w:r>
+      <w:r>
+        <w:t xml:space="preserve"> </w:t>
+      </w:r>
+      <w:r>
+        <w:rPr>
+          <w:i/>
+          <w:iCs/>
+        </w:rPr>
+        <w:t xml:space="preserve">what</w:t>
+      </w:r>
+      <w:r>
+        <w:t xml:space="preserve"> </w:t>
+      </w:r>
+      <w:r>
+        <w:t xml:space="preserve">query was run but</w:t>
+      </w:r>
+      <w:r>
+        <w:t xml:space="preserve"> </w:t>
+      </w:r>
+      <w:r>
+        <w:rPr>
+          <w:i/>
+          <w:iCs/>
+        </w:rPr>
+        <w:t xml:space="preserve">why</w:t>
+      </w:r>
+      <w:r>
+        <w:t xml:space="preserve"> </w:t>
+      </w:r>
+      <w:r>
+        <w:t xml:space="preserve">it was constructed that way, preserving institutional knowledge that would otherwise be lost during staff turnover.</w:t>
       </w:r>
     </w:p>
     <w:p>
-      <w:pPr>
-        <w:pStyle w:val="BodyText"/>
-      </w:pPr>
-      <w:r>
-        <w:t xml:space="preserve">Rationale: Aligned with NCQA HEDIS measures for Comprehensive Diabetes Care (CDC), monitoring HbA1c testing compliance in older adult populations.</w:t>
+      <w:r>
+        <w:pict>
+          <v:rect style="width:0;height:1.5pt" o:hralign="center" o:hrstd="t" o:hr="t"/>
+        </w:pict>
+      </w:r>
+    </w:p>
+    <w:bookmarkStart w:id="9" w:name="triple-1-diabetes-care-monitoring"/>
+    <w:p>
+      <w:pPr>
+        <w:pStyle w:val="Heading3"/>
+      </w:pPr>
+      <w:r>
+        <w:t xml:space="preserve">Triple 1: Diabetes Care Monitoring</w:t>
       </w:r>
     </w:p>
     <w:p>
       <w:pPr>
-        <w:pStyle w:val="BodyText"/>
-      </w:pPr>
-      <w:r>
-        <w:t xml:space="preserve">Generated SQL:</w:t>
+        <w:pStyle w:val="FirstParagraph"/>
+      </w:pPr>
+      <w:r>
+        <w:rPr>
+          <w:b/>
+          <w:bCs/>
+        </w:rPr>
+        <w:t xml:space="preserve">Natural Language Intent:</w:t>
+      </w:r>
+      <w:r>
+        <w:t xml:space="preserve"> </w:t>
+      </w:r>
+      <w:r>
+        <w:t xml:space="preserve">“Show me all diabetic patients over 65 who had an HbA1c test in the last 6 months”</w:t>
       </w:r>
     </w:p>
     <w:p>
       <w:pPr>
+        <w:pStyle w:val="BodyText"/>
+      </w:pPr>
+      <w:r>
+        <w:rPr>
+          <w:b/>
+          <w:bCs/>
+        </w:rPr>
+        <w:t xml:space="preserve">Executable SQL:</w:t>
+      </w:r>
+    </w:p>
+    <w:p>
+      <w:pPr>
         <w:pStyle w:val="SourceCode"/>
       </w:pPr>
       <w:r>
@@ -421,16 +519,41 @@
           <w:rStyle w:val="NormalTok"/>
         </w:rPr>
         <w:t xml:space="preserve">)</w:t>
+      </w:r>
+    </w:p>
+    <w:p>
+      <w:pPr>
+        <w:pStyle w:val="FirstParagraph"/>
+      </w:pPr>
+      <w:r>
+        <w:rPr>
+          <w:b/>
+          <w:bCs/>
+        </w:rPr>
+        <w:t xml:space="preserve">Rationale Metadata:</w:t>
+      </w:r>
+      <w:r>
+        <w:t xml:space="preserve"> </w:t>
+      </w:r>
+      <w:r>
+        <w:t xml:space="preserve">Aligned with NCQA HEDIS measures for Comprehensive Diabetes Care (CDC), monitoring HbA1c testing compliance in older adult populations. Uses ICD-10 E11% for Type 2 Diabetes specifically (not E10% for Type 1) per organizational coding convention. Six-month window matches the HEDIS reporting period.</w:t>
+      </w:r>
+    </w:p>
+    <w:p>
+      <w:r>
+        <w:pict>
+          <v:rect style="width:0;height:1.5pt" o:hralign="center" o:hrstd="t" o:hr="t"/>
+        </w:pict>
       </w:r>
     </w:p>
     <w:bookmarkEnd w:id="9"/>
-    <w:bookmarkStart w:id="10" w:name="X4f3204a1a55f74fb94aff14df64c2c9789526a0"/>
+    <w:bookmarkStart w:id="10" w:name="X47ea3a2d2ba3aa21c6db0bd5679f45e3185d1f6"/>
     <w:p>
       <w:pPr>
         <w:pStyle w:val="Heading3"/>
       </w:pPr>
       <w:r>
-        <w:t xml:space="preserve">Complex Clinical Cohort: Heart Failure Readmission Risk</w:t>
+        <w:t xml:space="preserve">Triple 2: Heart Failure Readmission Cohort</w:t>
       </w:r>
     </w:p>
     <w:p>
@@ -438,7 +561,11 @@
         <w:pStyle w:val="FirstParagraph"/>
       </w:pPr>
       <w:r>
-        <w:t xml:space="preserve">Natural Language:</w:t>
+        <w:rPr>
+          <w:b/>
+          <w:bCs/>
+        </w:rPr>
+        <w:t xml:space="preserve">Natural Language Intent:</w:t>
       </w:r>
       <w:r>
         <w:t xml:space="preserve"> </w:t>
@@ -452,1074 +579,1023 @@
         <w:pStyle w:val="BodyText"/>
       </w:pPr>
       <w:r>
-        <w:t xml:space="preserve">Rationale: Supports CMS Hospital Readmissions Reduction Program (HRRP) tracking by identifying 30-day all-cause readmissions for Heart Failure (HF) index stays, with standard exclusions (hospice).</w:t>
+        <w:rPr>
+          <w:b/>
+          <w:bCs/>
+        </w:rPr>
+        <w:t xml:space="preserve">Executable SQL:</w:t>
       </w:r>
     </w:p>
     <w:p>
       <w:pPr>
-        <w:pStyle w:val="BodyText"/>
-      </w:pPr>
-      <w:r>
-        <w:t xml:space="preserve">Generated SQL:</w:t>
+        <w:pStyle w:val="SourceCode"/>
+      </w:pPr>
+      <w:r>
+        <w:rPr>
+          <w:rStyle w:val="KeywordTok"/>
+        </w:rPr>
+        <w:t xml:space="preserve">WITH</w:t>
+      </w:r>
+      <w:r>
+        <w:rPr>
+          <w:rStyle w:val="NormalTok"/>
+        </w:rPr>
+        <w:t xml:space="preserve"> IndexAdmissions </w:t>
+      </w:r>
+      <w:r>
+        <w:rPr>
+          <w:rStyle w:val="KeywordTok"/>
+        </w:rPr>
+        <w:t xml:space="preserve">AS</w:t>
+      </w:r>
+      <w:r>
+        <w:rPr>
+          <w:rStyle w:val="NormalTok"/>
+        </w:rPr>
+        <w:t xml:space="preserve"> (</w:t>
+      </w:r>
+      <w:r>
+        <w:br/>
+      </w:r>
+      <w:r>
+        <w:rPr>
+          <w:rStyle w:val="NormalTok"/>
+        </w:rPr>
+        <w:t xml:space="preserve">    </w:t>
+      </w:r>
+      <w:r>
+        <w:rPr>
+          <w:rStyle w:val="KeywordTok"/>
+        </w:rPr>
+        <w:t xml:space="preserve">SELECT</w:t>
+      </w:r>
+      <w:r>
+        <w:br/>
+      </w:r>
+      <w:r>
+        <w:rPr>
+          <w:rStyle w:val="NormalTok"/>
+        </w:rPr>
+        <w:t xml:space="preserve">        a.admission_id,</w:t>
+      </w:r>
+      <w:r>
+        <w:br/>
+      </w:r>
+      <w:r>
+        <w:rPr>
+          <w:rStyle w:val="NormalTok"/>
+        </w:rPr>
+        <w:t xml:space="preserve">        a.patient_id,</w:t>
+      </w:r>
+      <w:r>
+        <w:br/>
+      </w:r>
+      <w:r>
+        <w:rPr>
+          <w:rStyle w:val="NormalTok"/>
+        </w:rPr>
+        <w:t xml:space="preserve">        a.discharge_date,</w:t>
+      </w:r>
+      <w:r>
+        <w:br/>
+      </w:r>
+      <w:r>
+        <w:rPr>
+          <w:rStyle w:val="NormalTok"/>
+        </w:rPr>
+        <w:t xml:space="preserve">        a.discharge_disposition</w:t>
+      </w:r>
+      <w:r>
+        <w:br/>
+      </w:r>
+      <w:r>
+        <w:rPr>
+          <w:rStyle w:val="NormalTok"/>
+        </w:rPr>
+        <w:t xml:space="preserve">    </w:t>
+      </w:r>
+      <w:r>
+        <w:rPr>
+          <w:rStyle w:val="KeywordTok"/>
+        </w:rPr>
+        <w:t xml:space="preserve">FROM</w:t>
+      </w:r>
+      <w:r>
+        <w:rPr>
+          <w:rStyle w:val="NormalTok"/>
+        </w:rPr>
+        <w:t xml:space="preserve"> admissions a</w:t>
+      </w:r>
+      <w:r>
+        <w:br/>
+      </w:r>
+      <w:r>
+        <w:rPr>
+          <w:rStyle w:val="NormalTok"/>
+        </w:rPr>
+        <w:t xml:space="preserve">    </w:t>
+      </w:r>
+      <w:r>
+        <w:rPr>
+          <w:rStyle w:val="KeywordTok"/>
+        </w:rPr>
+        <w:t xml:space="preserve">JOIN</w:t>
+      </w:r>
+      <w:r>
+        <w:rPr>
+          <w:rStyle w:val="NormalTok"/>
+        </w:rPr>
+        <w:t xml:space="preserve"> diagnoses d </w:t>
+      </w:r>
+      <w:r>
+        <w:rPr>
+          <w:rStyle w:val="KeywordTok"/>
+        </w:rPr>
+        <w:t xml:space="preserve">ON</w:t>
+      </w:r>
+      <w:r>
+        <w:rPr>
+          <w:rStyle w:val="NormalTok"/>
+        </w:rPr>
+        <w:t xml:space="preserve"> a.admission_id </w:t>
+      </w:r>
+      <w:r>
+        <w:rPr>
+          <w:rStyle w:val="OperatorTok"/>
+        </w:rPr>
+        <w:t xml:space="preserve">=</w:t>
+      </w:r>
+      <w:r>
+        <w:rPr>
+          <w:rStyle w:val="NormalTok"/>
+        </w:rPr>
+        <w:t xml:space="preserve"> d.admission_id</w:t>
+      </w:r>
+      <w:r>
+        <w:br/>
+      </w:r>
+      <w:r>
+        <w:rPr>
+          <w:rStyle w:val="NormalTok"/>
+        </w:rPr>
+        <w:t xml:space="preserve">    </w:t>
+      </w:r>
+      <w:r>
+        <w:rPr>
+          <w:rStyle w:val="KeywordTok"/>
+        </w:rPr>
+        <w:t xml:space="preserve">WHERE</w:t>
+      </w:r>
+      <w:r>
+        <w:rPr>
+          <w:rStyle w:val="NormalTok"/>
+        </w:rPr>
+        <w:t xml:space="preserve"> d.icd10_code </w:t>
+      </w:r>
+      <w:r>
+        <w:rPr>
+          <w:rStyle w:val="KeywordTok"/>
+        </w:rPr>
+        <w:t xml:space="preserve">LIKE</w:t>
+      </w:r>
+      <w:r>
+        <w:rPr>
+          <w:rStyle w:val="NormalTok"/>
+        </w:rPr>
+        <w:t xml:space="preserve"> </w:t>
+      </w:r>
+      <w:r>
+        <w:rPr>
+          <w:rStyle w:val="StringTok"/>
+        </w:rPr>
+        <w:t xml:space="preserve">'I50%'</w:t>
+      </w:r>
+      <w:r>
+        <w:br/>
+      </w:r>
+      <w:r>
+        <w:rPr>
+          <w:rStyle w:val="NormalTok"/>
+        </w:rPr>
+        <w:t xml:space="preserve">      </w:t>
+      </w:r>
+      <w:r>
+        <w:rPr>
+          <w:rStyle w:val="KeywordTok"/>
+        </w:rPr>
+        <w:t xml:space="preserve">AND</w:t>
+      </w:r>
+      <w:r>
+        <w:rPr>
+          <w:rStyle w:val="NormalTok"/>
+        </w:rPr>
+        <w:t xml:space="preserve"> a.discharge_date </w:t>
+      </w:r>
+      <w:r>
+        <w:rPr>
+          <w:rStyle w:val="KeywordTok"/>
+        </w:rPr>
+        <w:t xml:space="preserve">BETWEEN</w:t>
+      </w:r>
+      <w:r>
+        <w:rPr>
+          <w:rStyle w:val="NormalTok"/>
+        </w:rPr>
+        <w:t xml:space="preserve"> </w:t>
+      </w:r>
+      <w:r>
+        <w:rPr>
+          <w:rStyle w:val="StringTok"/>
+        </w:rPr>
+        <w:t xml:space="preserve">'2024-01-01'</w:t>
+      </w:r>
+      <w:r>
+        <w:rPr>
+          <w:rStyle w:val="NormalTok"/>
+        </w:rPr>
+        <w:t xml:space="preserve"> </w:t>
+      </w:r>
+      <w:r>
+        <w:rPr>
+          <w:rStyle w:val="KeywordTok"/>
+        </w:rPr>
+        <w:t xml:space="preserve">AND</w:t>
+      </w:r>
+      <w:r>
+        <w:rPr>
+          <w:rStyle w:val="NormalTok"/>
+        </w:rPr>
+        <w:t xml:space="preserve"> </w:t>
+      </w:r>
+      <w:r>
+        <w:rPr>
+          <w:rStyle w:val="StringTok"/>
+        </w:rPr>
+        <w:t xml:space="preserve">'2024-12-31'</w:t>
+      </w:r>
+      <w:r>
+        <w:br/>
+      </w:r>
+      <w:r>
+        <w:rPr>
+          <w:rStyle w:val="NormalTok"/>
+        </w:rPr>
+        <w:t xml:space="preserve">      </w:t>
+      </w:r>
+      <w:r>
+        <w:rPr>
+          <w:rStyle w:val="KeywordTok"/>
+        </w:rPr>
+        <w:t xml:space="preserve">AND</w:t>
+      </w:r>
+      <w:r>
+        <w:rPr>
+          <w:rStyle w:val="NormalTok"/>
+        </w:rPr>
+        <w:t xml:space="preserve"> a.discharge_disposition </w:t>
+      </w:r>
+      <w:r>
+        <w:rPr>
+          <w:rStyle w:val="OperatorTok"/>
+        </w:rPr>
+        <w:t xml:space="preserve">!=</w:t>
+      </w:r>
+      <w:r>
+        <w:rPr>
+          <w:rStyle w:val="NormalTok"/>
+        </w:rPr>
+        <w:t xml:space="preserve"> </w:t>
+      </w:r>
+      <w:r>
+        <w:rPr>
+          <w:rStyle w:val="StringTok"/>
+        </w:rPr>
+        <w:t xml:space="preserve">'HOSPICE'</w:t>
+      </w:r>
+      <w:r>
+        <w:br/>
+      </w:r>
+      <w:r>
+        <w:rPr>
+          <w:rStyle w:val="NormalTok"/>
+        </w:rPr>
+        <w:t xml:space="preserve">),</w:t>
+      </w:r>
+      <w:r>
+        <w:br/>
+      </w:r>
+      <w:r>
+        <w:rPr>
+          <w:rStyle w:val="NormalTok"/>
+        </w:rPr>
+        <w:t xml:space="preserve">Readmissions </w:t>
+      </w:r>
+      <w:r>
+        <w:rPr>
+          <w:rStyle w:val="KeywordTok"/>
+        </w:rPr>
+        <w:t xml:space="preserve">AS</w:t>
+      </w:r>
+      <w:r>
+        <w:rPr>
+          <w:rStyle w:val="NormalTok"/>
+        </w:rPr>
+        <w:t xml:space="preserve"> (</w:t>
+      </w:r>
+      <w:r>
+        <w:br/>
+      </w:r>
+      <w:r>
+        <w:rPr>
+          <w:rStyle w:val="NormalTok"/>
+        </w:rPr>
+        <w:t xml:space="preserve">    </w:t>
+      </w:r>
+      <w:r>
+        <w:rPr>
+          <w:rStyle w:val="KeywordTok"/>
+        </w:rPr>
+        <w:t xml:space="preserve">SELECT</w:t>
+      </w:r>
+      <w:r>
+        <w:br/>
+      </w:r>
+      <w:r>
+        <w:rPr>
+          <w:rStyle w:val="NormalTok"/>
+        </w:rPr>
+        <w:t xml:space="preserve">        i.patient_id,</w:t>
+      </w:r>
+      <w:r>
+        <w:br/>
+      </w:r>
+      <w:r>
+        <w:rPr>
+          <w:rStyle w:val="NormalTok"/>
+        </w:rPr>
+        <w:t xml:space="preserve">        i.admission_id </w:t>
+      </w:r>
+      <w:r>
+        <w:rPr>
+          <w:rStyle w:val="KeywordTok"/>
+        </w:rPr>
+        <w:t xml:space="preserve">AS</w:t>
+      </w:r>
+      <w:r>
+        <w:rPr>
+          <w:rStyle w:val="NormalTok"/>
+        </w:rPr>
+        <w:t xml:space="preserve"> index_admission_id,</w:t>
+      </w:r>
+      <w:r>
+        <w:br/>
+      </w:r>
+      <w:r>
+        <w:rPr>
+          <w:rStyle w:val="NormalTok"/>
+        </w:rPr>
+        <w:t xml:space="preserve">        r.admission_date </w:t>
+      </w:r>
+      <w:r>
+        <w:rPr>
+          <w:rStyle w:val="KeywordTok"/>
+        </w:rPr>
+        <w:t xml:space="preserve">AS</w:t>
+      </w:r>
+      <w:r>
+        <w:rPr>
+          <w:rStyle w:val="NormalTok"/>
+        </w:rPr>
+        <w:t xml:space="preserve"> readmission_date,</w:t>
+      </w:r>
+      <w:r>
+        <w:br/>
+      </w:r>
+      <w:r>
+        <w:rPr>
+          <w:rStyle w:val="NormalTok"/>
+        </w:rPr>
+        <w:t xml:space="preserve">        DATEDIFF(r.admission_date, i.discharge_date) </w:t>
+      </w:r>
+      <w:r>
+        <w:rPr>
+          <w:rStyle w:val="KeywordTok"/>
+        </w:rPr>
+        <w:t xml:space="preserve">AS</w:t>
+      </w:r>
+      <w:r>
+        <w:rPr>
+          <w:rStyle w:val="NormalTok"/>
+        </w:rPr>
+        <w:t xml:space="preserve"> days_to_readmit</w:t>
+      </w:r>
+      <w:r>
+        <w:br/>
+      </w:r>
+      <w:r>
+        <w:rPr>
+          <w:rStyle w:val="NormalTok"/>
+        </w:rPr>
+        <w:t xml:space="preserve">    </w:t>
+      </w:r>
+      <w:r>
+        <w:rPr>
+          <w:rStyle w:val="KeywordTok"/>
+        </w:rPr>
+        <w:t xml:space="preserve">FROM</w:t>
+      </w:r>
+      <w:r>
+        <w:rPr>
+          <w:rStyle w:val="NormalTok"/>
+        </w:rPr>
+        <w:t xml:space="preserve"> IndexAdmissions i</w:t>
+      </w:r>
+      <w:r>
+        <w:br/>
+      </w:r>
+      <w:r>
+        <w:rPr>
+          <w:rStyle w:val="NormalTok"/>
+        </w:rPr>
+        <w:t xml:space="preserve">    </w:t>
+      </w:r>
+      <w:r>
+        <w:rPr>
+          <w:rStyle w:val="KeywordTok"/>
+        </w:rPr>
+        <w:t xml:space="preserve">JOIN</w:t>
+      </w:r>
+      <w:r>
+        <w:rPr>
+          <w:rStyle w:val="NormalTok"/>
+        </w:rPr>
+        <w:t xml:space="preserve"> admissions r </w:t>
+      </w:r>
+      <w:r>
+        <w:rPr>
+          <w:rStyle w:val="KeywordTok"/>
+        </w:rPr>
+        <w:t xml:space="preserve">ON</w:t>
+      </w:r>
+      <w:r>
+        <w:rPr>
+          <w:rStyle w:val="NormalTok"/>
+        </w:rPr>
+        <w:t xml:space="preserve"> i.patient_id </w:t>
+      </w:r>
+      <w:r>
+        <w:rPr>
+          <w:rStyle w:val="OperatorTok"/>
+        </w:rPr>
+        <w:t xml:space="preserve">=</w:t>
+      </w:r>
+      <w:r>
+        <w:rPr>
+          <w:rStyle w:val="NormalTok"/>
+        </w:rPr>
+        <w:t xml:space="preserve"> r.patient_id</w:t>
+      </w:r>
+      <w:r>
+        <w:br/>
+      </w:r>
+      <w:r>
+        <w:rPr>
+          <w:rStyle w:val="NormalTok"/>
+        </w:rPr>
+        <w:t xml:space="preserve">    </w:t>
+      </w:r>
+      <w:r>
+        <w:rPr>
+          <w:rStyle w:val="KeywordTok"/>
+        </w:rPr>
+        <w:t xml:space="preserve">WHERE</w:t>
+      </w:r>
+      <w:r>
+        <w:rPr>
+          <w:rStyle w:val="NormalTok"/>
+        </w:rPr>
+        <w:t xml:space="preserve"> r.admission_date </w:t>
+      </w:r>
+      <w:r>
+        <w:rPr>
+          <w:rStyle w:val="OperatorTok"/>
+        </w:rPr>
+        <w:t xml:space="preserve">&gt;</w:t>
+      </w:r>
+      <w:r>
+        <w:rPr>
+          <w:rStyle w:val="NormalTok"/>
+        </w:rPr>
+        <w:t xml:space="preserve"> i.discharge_date</w:t>
+      </w:r>
+      <w:r>
+        <w:br/>
+      </w:r>
+      <w:r>
+        <w:rPr>
+          <w:rStyle w:val="NormalTok"/>
+        </w:rPr>
+        <w:t xml:space="preserve">      </w:t>
+      </w:r>
+      <w:r>
+        <w:rPr>
+          <w:rStyle w:val="KeywordTok"/>
+        </w:rPr>
+        <w:t xml:space="preserve">AND</w:t>
+      </w:r>
+      <w:r>
+        <w:rPr>
+          <w:rStyle w:val="NormalTok"/>
+        </w:rPr>
+        <w:t xml:space="preserve"> r.admission_date </w:t>
+      </w:r>
+      <w:r>
+        <w:rPr>
+          <w:rStyle w:val="OperatorTok"/>
+        </w:rPr>
+        <w:t xml:space="preserve">&lt;=</w:t>
+      </w:r>
+      <w:r>
+        <w:rPr>
+          <w:rStyle w:val="NormalTok"/>
+        </w:rPr>
+        <w:t xml:space="preserve"> DATE_ADD(i.discharge_date, </w:t>
+      </w:r>
+      <w:r>
+        <w:rPr>
+          <w:rStyle w:val="DataTypeTok"/>
+        </w:rPr>
+        <w:t xml:space="preserve">INTERVAL</w:t>
+      </w:r>
+      <w:r>
+        <w:rPr>
+          <w:rStyle w:val="NormalTok"/>
+        </w:rPr>
+        <w:t xml:space="preserve"> </w:t>
+      </w:r>
+      <w:r>
+        <w:rPr>
+          <w:rStyle w:val="DecValTok"/>
+        </w:rPr>
+        <w:t xml:space="preserve">30</w:t>
+      </w:r>
+      <w:r>
+        <w:rPr>
+          <w:rStyle w:val="NormalTok"/>
+        </w:rPr>
+        <w:t xml:space="preserve"> </w:t>
+      </w:r>
+      <w:r>
+        <w:rPr>
+          <w:rStyle w:val="DataTypeTok"/>
+        </w:rPr>
+        <w:t xml:space="preserve">DAY</w:t>
+      </w:r>
+      <w:r>
+        <w:rPr>
+          <w:rStyle w:val="NormalTok"/>
+        </w:rPr>
+        <w:t xml:space="preserve">)</w:t>
+      </w:r>
+      <w:r>
+        <w:br/>
+      </w:r>
+      <w:r>
+        <w:rPr>
+          <w:rStyle w:val="NormalTok"/>
+        </w:rPr>
+        <w:t xml:space="preserve">)</w:t>
+      </w:r>
+      <w:r>
+        <w:br/>
+      </w:r>
+      <w:r>
+        <w:rPr>
+          <w:rStyle w:val="KeywordTok"/>
+        </w:rPr>
+        <w:t xml:space="preserve">SELECT</w:t>
+      </w:r>
+      <w:r>
+        <w:br/>
+      </w:r>
+      <w:r>
+        <w:rPr>
+          <w:rStyle w:val="NormalTok"/>
+        </w:rPr>
+        <w:t xml:space="preserve">    r.patient_id,</w:t>
+      </w:r>
+      <w:r>
+        <w:br/>
+      </w:r>
+      <w:r>
+        <w:rPr>
+          <w:rStyle w:val="NormalTok"/>
+        </w:rPr>
+        <w:t xml:space="preserve">    r.index_admission_id,</w:t>
+      </w:r>
+      <w:r>
+        <w:br/>
+      </w:r>
+      <w:r>
+        <w:rPr>
+          <w:rStyle w:val="NormalTok"/>
+        </w:rPr>
+        <w:t xml:space="preserve">    r.days_to_readmit,</w:t>
+      </w:r>
+      <w:r>
+        <w:br/>
+      </w:r>
+      <w:r>
+        <w:rPr>
+          <w:rStyle w:val="NormalTok"/>
+        </w:rPr>
+        <w:t xml:space="preserve">    </w:t>
+      </w:r>
+      <w:r>
+        <w:rPr>
+          <w:rStyle w:val="FunctionTok"/>
+        </w:rPr>
+        <w:t xml:space="preserve">MAX</w:t>
+      </w:r>
+      <w:r>
+        <w:rPr>
+          <w:rStyle w:val="NormalTok"/>
+        </w:rPr>
+        <w:t xml:space="preserve">(</w:t>
+      </w:r>
+      <w:r>
+        <w:rPr>
+          <w:rStyle w:val="ControlFlowTok"/>
+        </w:rPr>
+        <w:t xml:space="preserve">CASE</w:t>
+      </w:r>
+      <w:r>
+        <w:br/>
+      </w:r>
+      <w:r>
+        <w:rPr>
+          <w:rStyle w:val="NormalTok"/>
+        </w:rPr>
+        <w:t xml:space="preserve">        </w:t>
+      </w:r>
+      <w:r>
+        <w:rPr>
+          <w:rStyle w:val="ControlFlowTok"/>
+        </w:rPr>
+        <w:t xml:space="preserve">WHEN</w:t>
+      </w:r>
+      <w:r>
+        <w:rPr>
+          <w:rStyle w:val="NormalTok"/>
+        </w:rPr>
+        <w:t xml:space="preserve"> l.unit </w:t>
+      </w:r>
+      <w:r>
+        <w:rPr>
+          <w:rStyle w:val="OperatorTok"/>
+        </w:rPr>
+        <w:t xml:space="preserve">=</w:t>
+      </w:r>
+      <w:r>
+        <w:rPr>
+          <w:rStyle w:val="NormalTok"/>
+        </w:rPr>
+        <w:t xml:space="preserve"> </w:t>
+      </w:r>
+      <w:r>
+        <w:rPr>
+          <w:rStyle w:val="StringTok"/>
+        </w:rPr>
+        <w:t xml:space="preserve">'mg/dL'</w:t>
+      </w:r>
+      <w:r>
+        <w:rPr>
+          <w:rStyle w:val="NormalTok"/>
+        </w:rPr>
+        <w:t xml:space="preserve"> </w:t>
+      </w:r>
+      <w:r>
+        <w:rPr>
+          <w:rStyle w:val="ControlFlowTok"/>
+        </w:rPr>
+        <w:t xml:space="preserve">THEN</w:t>
+      </w:r>
+      <w:r>
+        <w:rPr>
+          <w:rStyle w:val="NormalTok"/>
+        </w:rPr>
+        <w:t xml:space="preserve"> l.val_num</w:t>
+      </w:r>
+      <w:r>
+        <w:br/>
+      </w:r>
+      <w:r>
+        <w:rPr>
+          <w:rStyle w:val="NormalTok"/>
+        </w:rPr>
+        <w:t xml:space="preserve">        </w:t>
+      </w:r>
+      <w:r>
+        <w:rPr>
+          <w:rStyle w:val="ControlFlowTok"/>
+        </w:rPr>
+        <w:t xml:space="preserve">WHEN</w:t>
+      </w:r>
+      <w:r>
+        <w:rPr>
+          <w:rStyle w:val="NormalTok"/>
+        </w:rPr>
+        <w:t xml:space="preserve"> l.unit </w:t>
+      </w:r>
+      <w:r>
+        <w:rPr>
+          <w:rStyle w:val="OperatorTok"/>
+        </w:rPr>
+        <w:t xml:space="preserve">=</w:t>
+      </w:r>
+      <w:r>
+        <w:rPr>
+          <w:rStyle w:val="NormalTok"/>
+        </w:rPr>
+        <w:t xml:space="preserve"> </w:t>
+      </w:r>
+      <w:r>
+        <w:rPr>
+          <w:rStyle w:val="StringTok"/>
+        </w:rPr>
+        <w:t xml:space="preserve">'mmol/L'</w:t>
+      </w:r>
+      <w:r>
+        <w:rPr>
+          <w:rStyle w:val="NormalTok"/>
+        </w:rPr>
+        <w:t xml:space="preserve"> </w:t>
+      </w:r>
+      <w:r>
+        <w:rPr>
+          <w:rStyle w:val="ControlFlowTok"/>
+        </w:rPr>
+        <w:t xml:space="preserve">THEN</w:t>
+      </w:r>
+      <w:r>
+        <w:rPr>
+          <w:rStyle w:val="NormalTok"/>
+        </w:rPr>
+        <w:t xml:space="preserve"> l.val_num </w:t>
+      </w:r>
+      <w:r>
+        <w:rPr>
+          <w:rStyle w:val="OperatorTok"/>
+        </w:rPr>
+        <w:t xml:space="preserve">/</w:t>
+      </w:r>
+      <w:r>
+        <w:rPr>
+          <w:rStyle w:val="NormalTok"/>
+        </w:rPr>
+        <w:t xml:space="preserve"> </w:t>
+      </w:r>
+      <w:r>
+        <w:rPr>
+          <w:rStyle w:val="FloatTok"/>
+        </w:rPr>
+        <w:t xml:space="preserve">88.4</w:t>
+      </w:r>
+      <w:r>
+        <w:br/>
+      </w:r>
+      <w:r>
+        <w:rPr>
+          <w:rStyle w:val="NormalTok"/>
+        </w:rPr>
+        <w:t xml:space="preserve">        </w:t>
+      </w:r>
+      <w:r>
+        <w:rPr>
+          <w:rStyle w:val="ControlFlowTok"/>
+        </w:rPr>
+        <w:t xml:space="preserve">ELSE</w:t>
+      </w:r>
+      <w:r>
+        <w:rPr>
+          <w:rStyle w:val="NormalTok"/>
+        </w:rPr>
+        <w:t xml:space="preserve"> </w:t>
+      </w:r>
+      <w:r>
+        <w:rPr>
+          <w:rStyle w:val="KeywordTok"/>
+        </w:rPr>
+        <w:t xml:space="preserve">NULL</w:t>
+      </w:r>
+      <w:r>
+        <w:br/>
+      </w:r>
+      <w:r>
+        <w:rPr>
+          <w:rStyle w:val="NormalTok"/>
+        </w:rPr>
+        <w:t xml:space="preserve">    </w:t>
+      </w:r>
+      <w:r>
+        <w:rPr>
+          <w:rStyle w:val="ControlFlowTok"/>
+        </w:rPr>
+        <w:t xml:space="preserve">END</w:t>
+      </w:r>
+      <w:r>
+        <w:rPr>
+          <w:rStyle w:val="NormalTok"/>
+        </w:rPr>
+        <w:t xml:space="preserve">) </w:t>
+      </w:r>
+      <w:r>
+        <w:rPr>
+          <w:rStyle w:val="KeywordTok"/>
+        </w:rPr>
+        <w:t xml:space="preserve">as</w:t>
+      </w:r>
+      <w:r>
+        <w:rPr>
+          <w:rStyle w:val="NormalTok"/>
+        </w:rPr>
+        <w:t xml:space="preserve"> max_creatinine_mgdl</w:t>
+      </w:r>
+      <w:r>
+        <w:br/>
+      </w:r>
+      <w:r>
+        <w:rPr>
+          <w:rStyle w:val="KeywordTok"/>
+        </w:rPr>
+        <w:t xml:space="preserve">FROM</w:t>
+      </w:r>
+      <w:r>
+        <w:rPr>
+          <w:rStyle w:val="NormalTok"/>
+        </w:rPr>
+        <w:t xml:space="preserve"> Readmissions r</w:t>
+      </w:r>
+      <w:r>
+        <w:br/>
+      </w:r>
+      <w:r>
+        <w:rPr>
+          <w:rStyle w:val="KeywordTok"/>
+        </w:rPr>
+        <w:t xml:space="preserve">JOIN</w:t>
+      </w:r>
+      <w:r>
+        <w:rPr>
+          <w:rStyle w:val="NormalTok"/>
+        </w:rPr>
+        <w:t xml:space="preserve"> lab_events l </w:t>
+      </w:r>
+      <w:r>
+        <w:rPr>
+          <w:rStyle w:val="KeywordTok"/>
+        </w:rPr>
+        <w:t xml:space="preserve">ON</w:t>
+      </w:r>
+      <w:r>
+        <w:rPr>
+          <w:rStyle w:val="NormalTok"/>
+        </w:rPr>
+        <w:t xml:space="preserve"> r.index_admission_id </w:t>
+      </w:r>
+      <w:r>
+        <w:rPr>
+          <w:rStyle w:val="OperatorTok"/>
+        </w:rPr>
+        <w:t xml:space="preserve">=</w:t>
+      </w:r>
+      <w:r>
+        <w:rPr>
+          <w:rStyle w:val="NormalTok"/>
+        </w:rPr>
+        <w:t xml:space="preserve"> l.admission_id</w:t>
+      </w:r>
+      <w:r>
+        <w:br/>
+      </w:r>
+      <w:r>
+        <w:rPr>
+          <w:rStyle w:val="KeywordTok"/>
+        </w:rPr>
+        <w:t xml:space="preserve">WHERE</w:t>
+      </w:r>
+      <w:r>
+        <w:rPr>
+          <w:rStyle w:val="NormalTok"/>
+        </w:rPr>
+        <w:t xml:space="preserve"> l.itemid </w:t>
+      </w:r>
+      <w:r>
+        <w:rPr>
+          <w:rStyle w:val="KeywordTok"/>
+        </w:rPr>
+        <w:t xml:space="preserve">IN</w:t>
+      </w:r>
+      <w:r>
+        <w:rPr>
+          <w:rStyle w:val="NormalTok"/>
+        </w:rPr>
+        <w:t xml:space="preserve"> (</w:t>
+      </w:r>
+      <w:r>
+        <w:rPr>
+          <w:rStyle w:val="DecValTok"/>
+        </w:rPr>
+        <w:t xml:space="preserve">50912</w:t>
+      </w:r>
+      <w:r>
+        <w:rPr>
+          <w:rStyle w:val="NormalTok"/>
+        </w:rPr>
+        <w:t xml:space="preserve">, </w:t>
+      </w:r>
+      <w:r>
+        <w:rPr>
+          <w:rStyle w:val="DecValTok"/>
+        </w:rPr>
+        <w:t xml:space="preserve">50913</w:t>
+      </w:r>
+      <w:r>
+        <w:rPr>
+          <w:rStyle w:val="NormalTok"/>
+        </w:rPr>
+        <w:t xml:space="preserve">)</w:t>
+      </w:r>
+      <w:r>
+        <w:br/>
+      </w:r>
+      <w:r>
+        <w:rPr>
+          <w:rStyle w:val="KeywordTok"/>
+        </w:rPr>
+        <w:t xml:space="preserve">GROUP</w:t>
+      </w:r>
+      <w:r>
+        <w:rPr>
+          <w:rStyle w:val="NormalTok"/>
+        </w:rPr>
+        <w:t xml:space="preserve"> </w:t>
+      </w:r>
+      <w:r>
+        <w:rPr>
+          <w:rStyle w:val="KeywordTok"/>
+        </w:rPr>
+        <w:t xml:space="preserve">BY</w:t>
+      </w:r>
+      <w:r>
+        <w:rPr>
+          <w:rStyle w:val="NormalTok"/>
+        </w:rPr>
+        <w:t xml:space="preserve"> r.patient_id, r.index_admission_id, r.days_to_readmit;</w:t>
       </w:r>
     </w:p>
     <w:p>
       <w:pPr>
-        <w:pStyle w:val="SourceCode"/>
-      </w:pPr>
-      <w:r>
-        <w:rPr>
-          <w:rStyle w:val="KeywordTok"/>
-        </w:rPr>
-        <w:t xml:space="preserve">WITH</w:t>
-      </w:r>
-      <w:r>
-        <w:rPr>
-          <w:rStyle w:val="NormalTok"/>
-        </w:rPr>
-        <w:t xml:space="preserve"> IndexAdmissions </w:t>
-      </w:r>
-      <w:r>
-        <w:rPr>
-          <w:rStyle w:val="KeywordTok"/>
-        </w:rPr>
-        <w:t xml:space="preserve">AS</w:t>
-      </w:r>
-      <w:r>
-        <w:rPr>
-          <w:rStyle w:val="NormalTok"/>
-        </w:rPr>
-        <w:t xml:space="preserve"> (</w:t>
-      </w:r>
-      <w:r>
-        <w:br/>
-      </w:r>
-      <w:r>
-        <w:rPr>
-          <w:rStyle w:val="NormalTok"/>
-        </w:rPr>
-        <w:t xml:space="preserve">    </w:t>
-      </w:r>
-      <w:r>
-        <w:rPr>
-          <w:rStyle w:val="CommentTok"/>
-        </w:rPr>
-        <w:t xml:space="preserve">-- Identify index admissions for Heart Failure</w:t>
-      </w:r>
-      <w:r>
-        <w:br/>
-      </w:r>
-      <w:r>
-        <w:rPr>
-          <w:rStyle w:val="NormalTok"/>
-        </w:rPr>
-        <w:t xml:space="preserve">    </w:t>
-      </w:r>
-      <w:r>
-        <w:rPr>
-          <w:rStyle w:val="KeywordTok"/>
-        </w:rPr>
-        <w:t xml:space="preserve">SELECT</w:t>
-      </w:r>
-      <w:r>
-        <w:br/>
-      </w:r>
-      <w:r>
-        <w:rPr>
-          <w:rStyle w:val="NormalTok"/>
-        </w:rPr>
-        <w:t xml:space="preserve">        a.admission_id,</w:t>
-      </w:r>
-      <w:r>
-        <w:br/>
-      </w:r>
-      <w:r>
-        <w:rPr>
-          <w:rStyle w:val="NormalTok"/>
-        </w:rPr>
-        <w:t xml:space="preserve">        a.patient_id,</w:t>
-      </w:r>
-      <w:r>
-        <w:br/>
-      </w:r>
-      <w:r>
-        <w:rPr>
-          <w:rStyle w:val="NormalTok"/>
-        </w:rPr>
-        <w:t xml:space="preserve">        a.discharge_date,</w:t>
-      </w:r>
-      <w:r>
-        <w:br/>
-      </w:r>
-      <w:r>
-        <w:rPr>
-          <w:rStyle w:val="NormalTok"/>
-        </w:rPr>
-        <w:t xml:space="preserve">        a.discharge_disposition</w:t>
-      </w:r>
-      <w:r>
-        <w:br/>
-      </w:r>
-      <w:r>
-        <w:rPr>
-          <w:rStyle w:val="NormalTok"/>
-        </w:rPr>
-        <w:t xml:space="preserve">    </w:t>
-      </w:r>
-      <w:r>
-        <w:rPr>
-          <w:rStyle w:val="KeywordTok"/>
-        </w:rPr>
-        <w:t xml:space="preserve">FROM</w:t>
-      </w:r>
-      <w:r>
-        <w:rPr>
-          <w:rStyle w:val="NormalTok"/>
-        </w:rPr>
-        <w:t xml:space="preserve"> admissions a</w:t>
-      </w:r>
-      <w:r>
-        <w:br/>
-      </w:r>
-      <w:r>
-        <w:rPr>
-          <w:rStyle w:val="NormalTok"/>
-        </w:rPr>
-        <w:t xml:space="preserve">    </w:t>
-      </w:r>
-      <w:r>
-        <w:rPr>
-          <w:rStyle w:val="KeywordTok"/>
-        </w:rPr>
-        <w:t xml:space="preserve">JOIN</w:t>
-      </w:r>
-      <w:r>
-        <w:rPr>
-          <w:rStyle w:val="NormalTok"/>
-        </w:rPr>
-        <w:t xml:space="preserve"> diagnoses d </w:t>
-      </w:r>
-      <w:r>
-        <w:rPr>
-          <w:rStyle w:val="KeywordTok"/>
-        </w:rPr>
-        <w:t xml:space="preserve">ON</w:t>
-      </w:r>
-      <w:r>
-        <w:rPr>
-          <w:rStyle w:val="NormalTok"/>
-        </w:rPr>
-        <w:t xml:space="preserve"> a.admission_id </w:t>
-      </w:r>
-      <w:r>
-        <w:rPr>
-          <w:rStyle w:val="OperatorTok"/>
-        </w:rPr>
-        <w:t xml:space="preserve">=</w:t>
-      </w:r>
-      <w:r>
-        <w:rPr>
-          <w:rStyle w:val="NormalTok"/>
-        </w:rPr>
-        <w:t xml:space="preserve"> d.admission_id</w:t>
-      </w:r>
-      <w:r>
-        <w:br/>
-      </w:r>
-      <w:r>
-        <w:rPr>
-          <w:rStyle w:val="NormalTok"/>
-        </w:rPr>
-        <w:t xml:space="preserve">    </w:t>
-      </w:r>
-      <w:r>
-        <w:rPr>
-          <w:rStyle w:val="KeywordTok"/>
-        </w:rPr>
-        <w:t xml:space="preserve">WHERE</w:t>
-      </w:r>
-      <w:r>
-        <w:rPr>
-          <w:rStyle w:val="NormalTok"/>
-        </w:rPr>
-        <w:t xml:space="preserve"> d.icd10_code </w:t>
-      </w:r>
-      <w:r>
-        <w:rPr>
-          <w:rStyle w:val="KeywordTok"/>
-        </w:rPr>
-        <w:t xml:space="preserve">LIKE</w:t>
-      </w:r>
-      <w:r>
-        <w:rPr>
-          <w:rStyle w:val="NormalTok"/>
-        </w:rPr>
-        <w:t xml:space="preserve"> </w:t>
-      </w:r>
-      <w:r>
-        <w:rPr>
-          <w:rStyle w:val="StringTok"/>
-        </w:rPr>
-        <w:t xml:space="preserve">'I50%'</w:t>
-      </w:r>
-      <w:r>
-        <w:rPr>
-          <w:rStyle w:val="NormalTok"/>
-        </w:rPr>
-        <w:t xml:space="preserve">          </w:t>
-      </w:r>
-      <w:r>
-        <w:rPr>
-          <w:rStyle w:val="CommentTok"/>
-        </w:rPr>
-        <w:t xml:space="preserve">-- Heart Failure codes</w:t>
-      </w:r>
-      <w:r>
-        <w:br/>
-      </w:r>
-      <w:r>
-        <w:rPr>
-          <w:rStyle w:val="NormalTok"/>
-        </w:rPr>
-        <w:t xml:space="preserve">      </w:t>
-      </w:r>
-      <w:r>
-        <w:rPr>
-          <w:rStyle w:val="KeywordTok"/>
-        </w:rPr>
-        <w:t xml:space="preserve">AND</w:t>
-      </w:r>
-      <w:r>
-        <w:rPr>
-          <w:rStyle w:val="NormalTok"/>
-        </w:rPr>
-        <w:t xml:space="preserve"> a.discharge_date </w:t>
-      </w:r>
-      <w:r>
-        <w:rPr>
-          <w:rStyle w:val="KeywordTok"/>
-        </w:rPr>
-        <w:t xml:space="preserve">BETWEEN</w:t>
-      </w:r>
-      <w:r>
-        <w:rPr>
-          <w:rStyle w:val="NormalTok"/>
-        </w:rPr>
-        <w:t xml:space="preserve"> </w:t>
-      </w:r>
-      <w:r>
-        <w:rPr>
-          <w:rStyle w:val="StringTok"/>
-        </w:rPr>
-        <w:t xml:space="preserve">'2024-01-01'</w:t>
-      </w:r>
-      <w:r>
-        <w:rPr>
-          <w:rStyle w:val="NormalTok"/>
-        </w:rPr>
-        <w:t xml:space="preserve"> </w:t>
-      </w:r>
-      <w:r>
-        <w:rPr>
-          <w:rStyle w:val="KeywordTok"/>
-        </w:rPr>
-        <w:t xml:space="preserve">AND</w:t>
-      </w:r>
-      <w:r>
-        <w:rPr>
-          <w:rStyle w:val="NormalTok"/>
-        </w:rPr>
-        <w:t xml:space="preserve"> </w:t>
-      </w:r>
-      <w:r>
-        <w:rPr>
-          <w:rStyle w:val="StringTok"/>
-        </w:rPr>
-        <w:t xml:space="preserve">'2024-12-31'</w:t>
-      </w:r>
-      <w:r>
-        <w:br/>
-      </w:r>
-      <w:r>
-        <w:rPr>
-          <w:rStyle w:val="NormalTok"/>
-        </w:rPr>
-        <w:t xml:space="preserve">      </w:t>
-      </w:r>
-      <w:r>
-        <w:rPr>
-          <w:rStyle w:val="KeywordTok"/>
-        </w:rPr>
-        <w:t xml:space="preserve">AND</w:t>
-      </w:r>
-      <w:r>
-        <w:rPr>
-          <w:rStyle w:val="NormalTok"/>
-        </w:rPr>
-        <w:t xml:space="preserve"> a.discharge_disposition </w:t>
-      </w:r>
-      <w:r>
-        <w:rPr>
-          <w:rStyle w:val="OperatorTok"/>
-        </w:rPr>
-        <w:t xml:space="preserve">!=</w:t>
-      </w:r>
-      <w:r>
-        <w:rPr>
-          <w:rStyle w:val="NormalTok"/>
-        </w:rPr>
-        <w:t xml:space="preserve"> </w:t>
-      </w:r>
-      <w:r>
-        <w:rPr>
-          <w:rStyle w:val="StringTok"/>
-        </w:rPr>
-        <w:t xml:space="preserve">'HOSPICE'</w:t>
-      </w:r>
-      <w:r>
-        <w:rPr>
-          <w:rStyle w:val="NormalTok"/>
-        </w:rPr>
-        <w:t xml:space="preserve"> </w:t>
-      </w:r>
-      <w:r>
-        <w:rPr>
-          <w:rStyle w:val="CommentTok"/>
-        </w:rPr>
-        <w:t xml:space="preserve">-- Exclusion Criteria</w:t>
-      </w:r>
-      <w:r>
-        <w:br/>
-      </w:r>
-      <w:r>
-        <w:rPr>
-          <w:rStyle w:val="NormalTok"/>
-        </w:rPr>
-        <w:t xml:space="preserve">),</w:t>
-      </w:r>
-      <w:r>
-        <w:br/>
-      </w:r>
-      <w:r>
-        <w:rPr>
-          <w:rStyle w:val="NormalTok"/>
-        </w:rPr>
-        <w:t xml:space="preserve">Readmissions </w:t>
-      </w:r>
-      <w:r>
-        <w:rPr>
-          <w:rStyle w:val="KeywordTok"/>
-        </w:rPr>
-        <w:t xml:space="preserve">AS</w:t>
-      </w:r>
-      <w:r>
-        <w:rPr>
-          <w:rStyle w:val="NormalTok"/>
-        </w:rPr>
-        <w:t xml:space="preserve"> (</w:t>
-      </w:r>
-      <w:r>
-        <w:br/>
-      </w:r>
-      <w:r>
-        <w:rPr>
-          <w:rStyle w:val="NormalTok"/>
-        </w:rPr>
-        <w:t xml:space="preserve">    </w:t>
-      </w:r>
-      <w:r>
-        <w:rPr>
-          <w:rStyle w:val="CommentTok"/>
-        </w:rPr>
-        <w:t xml:space="preserve">-- Find readmissions within 30 days</w:t>
-      </w:r>
-      <w:r>
-        <w:br/>
-      </w:r>
-      <w:r>
-        <w:rPr>
-          <w:rStyle w:val="NormalTok"/>
-        </w:rPr>
-        <w:t xml:space="preserve">    </w:t>
-      </w:r>
-      <w:r>
-        <w:rPr>
-          <w:rStyle w:val="KeywordTok"/>
-        </w:rPr>
-        <w:t xml:space="preserve">SELECT</w:t>
-      </w:r>
-      <w:r>
-        <w:br/>
-      </w:r>
-      <w:r>
-        <w:rPr>
-          <w:rStyle w:val="NormalTok"/>
-        </w:rPr>
-        <w:t xml:space="preserve">        i.patient_id,</w:t>
-      </w:r>
-      <w:r>
-        <w:br/>
-      </w:r>
-      <w:r>
-        <w:rPr>
-          <w:rStyle w:val="NormalTok"/>
-        </w:rPr>
-        <w:t xml:space="preserve">        i.admission_id </w:t>
-      </w:r>
-      <w:r>
-        <w:rPr>
-          <w:rStyle w:val="KeywordTok"/>
-        </w:rPr>
-        <w:t xml:space="preserve">AS</w:t>
-      </w:r>
-      <w:r>
-        <w:rPr>
-          <w:rStyle w:val="NormalTok"/>
-        </w:rPr>
-        <w:t xml:space="preserve"> index_admission_id,</w:t>
-      </w:r>
-      <w:r>
-        <w:br/>
-      </w:r>
-      <w:r>
-        <w:rPr>
-          <w:rStyle w:val="NormalTok"/>
-        </w:rPr>
-        <w:t xml:space="preserve">        r.admission_date </w:t>
-      </w:r>
-      <w:r>
-        <w:rPr>
-          <w:rStyle w:val="KeywordTok"/>
-        </w:rPr>
-        <w:t xml:space="preserve">AS</w:t>
-      </w:r>
-      <w:r>
-        <w:rPr>
-          <w:rStyle w:val="NormalTok"/>
-        </w:rPr>
-        <w:t xml:space="preserve"> readmission_date,</w:t>
-      </w:r>
-      <w:r>
-        <w:br/>
-      </w:r>
-      <w:r>
-        <w:rPr>
-          <w:rStyle w:val="NormalTok"/>
-        </w:rPr>
-        <w:t xml:space="preserve">        DATEDIFF(r.admission_date, i.discharge_date) </w:t>
-      </w:r>
-      <w:r>
-        <w:rPr>
-          <w:rStyle w:val="KeywordTok"/>
-        </w:rPr>
-        <w:t xml:space="preserve">AS</w:t>
-      </w:r>
-      <w:r>
-        <w:rPr>
-          <w:rStyle w:val="NormalTok"/>
-        </w:rPr>
-        <w:t xml:space="preserve"> days_to_readmit</w:t>
-      </w:r>
-      <w:r>
-        <w:br/>
-      </w:r>
-      <w:r>
-        <w:rPr>
-          <w:rStyle w:val="NormalTok"/>
-        </w:rPr>
-        <w:t xml:space="preserve">    </w:t>
-      </w:r>
-      <w:r>
-        <w:rPr>
-          <w:rStyle w:val="KeywordTok"/>
-        </w:rPr>
-        <w:t xml:space="preserve">FROM</w:t>
-      </w:r>
-      <w:r>
-        <w:rPr>
-          <w:rStyle w:val="NormalTok"/>
-        </w:rPr>
-        <w:t xml:space="preserve"> IndexAdmissions i</w:t>
-      </w:r>
-      <w:r>
-        <w:br/>
-      </w:r>
-      <w:r>
-        <w:rPr>
-          <w:rStyle w:val="NormalTok"/>
-        </w:rPr>
-        <w:t xml:space="preserve">    </w:t>
-      </w:r>
-      <w:r>
-        <w:rPr>
-          <w:rStyle w:val="KeywordTok"/>
-        </w:rPr>
-        <w:t xml:space="preserve">JOIN</w:t>
-      </w:r>
-      <w:r>
-        <w:rPr>
-          <w:rStyle w:val="NormalTok"/>
-        </w:rPr>
-        <w:t xml:space="preserve"> admissions r </w:t>
-      </w:r>
-      <w:r>
-        <w:rPr>
-          <w:rStyle w:val="KeywordTok"/>
-        </w:rPr>
-        <w:t xml:space="preserve">ON</w:t>
-      </w:r>
-      <w:r>
-        <w:rPr>
-          <w:rStyle w:val="NormalTok"/>
-        </w:rPr>
-        <w:t xml:space="preserve"> i.patient_id </w:t>
-      </w:r>
-      <w:r>
-        <w:rPr>
-          <w:rStyle w:val="OperatorTok"/>
-        </w:rPr>
-        <w:t xml:space="preserve">=</w:t>
-      </w:r>
-      <w:r>
-        <w:rPr>
-          <w:rStyle w:val="NormalTok"/>
-        </w:rPr>
-        <w:t xml:space="preserve"> r.patient_id</w:t>
-      </w:r>
-      <w:r>
-        <w:br/>
-      </w:r>
-      <w:r>
-        <w:rPr>
-          <w:rStyle w:val="NormalTok"/>
-        </w:rPr>
-        <w:t xml:space="preserve">    </w:t>
-      </w:r>
-      <w:r>
-        <w:rPr>
-          <w:rStyle w:val="KeywordTok"/>
-        </w:rPr>
-        <w:t xml:space="preserve">WHERE</w:t>
-      </w:r>
-      <w:r>
-        <w:rPr>
-          <w:rStyle w:val="NormalTok"/>
-        </w:rPr>
-        <w:t xml:space="preserve"> r.admission_date </w:t>
-      </w:r>
-      <w:r>
-        <w:rPr>
-          <w:rStyle w:val="OperatorTok"/>
-        </w:rPr>
-        <w:t xml:space="preserve">&gt;</w:t>
-      </w:r>
-      <w:r>
-        <w:rPr>
-          <w:rStyle w:val="NormalTok"/>
-        </w:rPr>
-        <w:t xml:space="preserve"> i.discharge_date</w:t>
-      </w:r>
-      <w:r>
-        <w:br/>
-      </w:r>
-      <w:r>
-        <w:rPr>
-          <w:rStyle w:val="NormalTok"/>
-        </w:rPr>
-        <w:t xml:space="preserve">      </w:t>
-      </w:r>
-      <w:r>
-        <w:rPr>
-          <w:rStyle w:val="KeywordTok"/>
-        </w:rPr>
-        <w:t xml:space="preserve">AND</w:t>
-      </w:r>
-      <w:r>
-        <w:rPr>
-          <w:rStyle w:val="NormalTok"/>
-        </w:rPr>
-        <w:t xml:space="preserve"> r.admission_date </w:t>
-      </w:r>
-      <w:r>
-        <w:rPr>
-          <w:rStyle w:val="OperatorTok"/>
-        </w:rPr>
-        <w:t xml:space="preserve">&lt;=</w:t>
-      </w:r>
-      <w:r>
-        <w:rPr>
-          <w:rStyle w:val="NormalTok"/>
-        </w:rPr>
-        <w:t xml:space="preserve"> DATE_ADD(i.discharge_date, </w:t>
-      </w:r>
-      <w:r>
-        <w:rPr>
-          <w:rStyle w:val="DataTypeTok"/>
-        </w:rPr>
-        <w:t xml:space="preserve">INTERVAL</w:t>
-      </w:r>
-      <w:r>
-        <w:rPr>
-          <w:rStyle w:val="NormalTok"/>
-        </w:rPr>
-        <w:t xml:space="preserve"> </w:t>
-      </w:r>
-      <w:r>
-        <w:rPr>
-          <w:rStyle w:val="DecValTok"/>
-        </w:rPr>
-        <w:t xml:space="preserve">30</w:t>
-      </w:r>
-      <w:r>
-        <w:rPr>
-          <w:rStyle w:val="NormalTok"/>
-        </w:rPr>
-        <w:t xml:space="preserve"> </w:t>
-      </w:r>
-      <w:r>
-        <w:rPr>
-          <w:rStyle w:val="DataTypeTok"/>
-        </w:rPr>
-        <w:t xml:space="preserve">DAY</w:t>
-      </w:r>
-      <w:r>
-        <w:rPr>
-          <w:rStyle w:val="NormalTok"/>
-        </w:rPr>
-        <w:t xml:space="preserve">)</w:t>
-      </w:r>
-      <w:r>
-        <w:br/>
-      </w:r>
-      <w:r>
-        <w:rPr>
-          <w:rStyle w:val="NormalTok"/>
-        </w:rPr>
-        <w:t xml:space="preserve">)</w:t>
-      </w:r>
-      <w:r>
-        <w:br/>
-      </w:r>
-      <w:r>
-        <w:rPr>
-          <w:rStyle w:val="CommentTok"/>
-        </w:rPr>
-        <w:t xml:space="preserve">-- Final Output: Cohort with Max Creatinine</w:t>
-      </w:r>
-      <w:r>
-        <w:br/>
-      </w:r>
-      <w:r>
-        <w:rPr>
-          <w:rStyle w:val="KeywordTok"/>
-        </w:rPr>
-        <w:t xml:space="preserve">SELECT</w:t>
-      </w:r>
-      <w:r>
-        <w:br/>
-      </w:r>
-      <w:r>
-        <w:rPr>
-          <w:rStyle w:val="NormalTok"/>
-        </w:rPr>
-        <w:t xml:space="preserve">    r.patient_id,</w:t>
-      </w:r>
-      <w:r>
-        <w:br/>
-      </w:r>
-      <w:r>
-        <w:rPr>
-          <w:rStyle w:val="NormalTok"/>
-        </w:rPr>
-        <w:t xml:space="preserve">    r.index_admission_id,</w:t>
-      </w:r>
-      <w:r>
-        <w:br/>
-      </w:r>
-      <w:r>
-        <w:rPr>
-          <w:rStyle w:val="NormalTok"/>
-        </w:rPr>
-        <w:t xml:space="preserve">    r.days_to_readmit,</w:t>
-      </w:r>
-      <w:r>
-        <w:br/>
-      </w:r>
-      <w:r>
-        <w:rPr>
-          <w:rStyle w:val="NormalTok"/>
-        </w:rPr>
-        <w:t xml:space="preserve">    </w:t>
-      </w:r>
-      <w:r>
-        <w:rPr>
-          <w:rStyle w:val="FunctionTok"/>
-        </w:rPr>
-        <w:t xml:space="preserve">MAX</w:t>
-      </w:r>
-      <w:r>
-        <w:rPr>
-          <w:rStyle w:val="NormalTok"/>
-        </w:rPr>
-        <w:t xml:space="preserve">(</w:t>
-      </w:r>
-      <w:r>
-        <w:rPr>
-          <w:rStyle w:val="ControlFlowTok"/>
-        </w:rPr>
-        <w:t xml:space="preserve">CASE</w:t>
-      </w:r>
-      <w:r>
-        <w:br/>
-      </w:r>
-      <w:r>
-        <w:rPr>
-          <w:rStyle w:val="NormalTok"/>
-        </w:rPr>
-        <w:t xml:space="preserve">        </w:t>
-      </w:r>
-      <w:r>
-        <w:rPr>
-          <w:rStyle w:val="ControlFlowTok"/>
-        </w:rPr>
-        <w:t xml:space="preserve">WHEN</w:t>
-      </w:r>
-      <w:r>
-        <w:rPr>
-          <w:rStyle w:val="NormalTok"/>
-        </w:rPr>
-        <w:t xml:space="preserve"> l.unit </w:t>
-      </w:r>
-      <w:r>
-        <w:rPr>
-          <w:rStyle w:val="OperatorTok"/>
-        </w:rPr>
-        <w:t xml:space="preserve">=</w:t>
-      </w:r>
-      <w:r>
-        <w:rPr>
-          <w:rStyle w:val="NormalTok"/>
-        </w:rPr>
-        <w:t xml:space="preserve"> </w:t>
-      </w:r>
-      <w:r>
-        <w:rPr>
-          <w:rStyle w:val="StringTok"/>
-        </w:rPr>
-        <w:t xml:space="preserve">'mg/dL'</w:t>
-      </w:r>
-      <w:r>
-        <w:rPr>
-          <w:rStyle w:val="NormalTok"/>
-        </w:rPr>
-        <w:t xml:space="preserve"> </w:t>
-      </w:r>
-      <w:r>
-        <w:rPr>
-          <w:rStyle w:val="ControlFlowTok"/>
-        </w:rPr>
-        <w:t xml:space="preserve">THEN</w:t>
-      </w:r>
-      <w:r>
-        <w:rPr>
-          <w:rStyle w:val="NormalTok"/>
-        </w:rPr>
-        <w:t xml:space="preserve"> l.val_num</w:t>
-      </w:r>
-      <w:r>
-        <w:br/>
-      </w:r>
-      <w:r>
-        <w:rPr>
-          <w:rStyle w:val="NormalTok"/>
-        </w:rPr>
-        <w:t xml:space="preserve">        </w:t>
-      </w:r>
-      <w:r>
-        <w:rPr>
-          <w:rStyle w:val="ControlFlowTok"/>
-        </w:rPr>
-        <w:t xml:space="preserve">WHEN</w:t>
-      </w:r>
-      <w:r>
-        <w:rPr>
-          <w:rStyle w:val="NormalTok"/>
-        </w:rPr>
-        <w:t xml:space="preserve"> l.unit </w:t>
-      </w:r>
-      <w:r>
-        <w:rPr>
-          <w:rStyle w:val="OperatorTok"/>
-        </w:rPr>
-        <w:t xml:space="preserve">=</w:t>
-      </w:r>
-      <w:r>
-        <w:rPr>
-          <w:rStyle w:val="NormalTok"/>
-        </w:rPr>
-        <w:t xml:space="preserve"> </w:t>
-      </w:r>
-      <w:r>
-        <w:rPr>
-          <w:rStyle w:val="StringTok"/>
-        </w:rPr>
-        <w:t xml:space="preserve">'mmol/L'</w:t>
-      </w:r>
-      <w:r>
-        <w:rPr>
-          <w:rStyle w:val="NormalTok"/>
-        </w:rPr>
-        <w:t xml:space="preserve"> </w:t>
-      </w:r>
-      <w:r>
-        <w:rPr>
-          <w:rStyle w:val="ControlFlowTok"/>
-        </w:rPr>
-        <w:t xml:space="preserve">THEN</w:t>
-      </w:r>
-      <w:r>
-        <w:rPr>
-          <w:rStyle w:val="NormalTok"/>
-        </w:rPr>
-        <w:t xml:space="preserve"> l.val_num </w:t>
-      </w:r>
-      <w:r>
-        <w:rPr>
-          <w:rStyle w:val="OperatorTok"/>
-        </w:rPr>
-        <w:t xml:space="preserve">/</w:t>
-      </w:r>
-      <w:r>
-        <w:rPr>
-          <w:rStyle w:val="NormalTok"/>
-        </w:rPr>
-        <w:t xml:space="preserve"> </w:t>
-      </w:r>
-      <w:r>
-        <w:rPr>
-          <w:rStyle w:val="FloatTok"/>
-        </w:rPr>
-        <w:t xml:space="preserve">88.4</w:t>
-      </w:r>
-      <w:r>
-        <w:rPr>
-          <w:rStyle w:val="NormalTok"/>
-        </w:rPr>
-        <w:t xml:space="preserve">  </w:t>
-      </w:r>
-      <w:r>
-        <w:rPr>
-          <w:rStyle w:val="CommentTok"/>
-        </w:rPr>
-        <w:t xml:space="preserve">-- Value Normalization</w:t>
-      </w:r>
-      <w:r>
-        <w:br/>
-      </w:r>
-      <w:r>
-        <w:rPr>
-          <w:rStyle w:val="NormalTok"/>
-        </w:rPr>
-        <w:t xml:space="preserve">        </w:t>
-      </w:r>
-      <w:r>
-        <w:rPr>
-          <w:rStyle w:val="ControlFlowTok"/>
-        </w:rPr>
-        <w:t xml:space="preserve">ELSE</w:t>
-      </w:r>
-      <w:r>
-        <w:rPr>
-          <w:rStyle w:val="NormalTok"/>
-        </w:rPr>
-        <w:t xml:space="preserve"> </w:t>
-      </w:r>
-      <w:r>
-        <w:rPr>
-          <w:rStyle w:val="KeywordTok"/>
-        </w:rPr>
-        <w:t xml:space="preserve">NULL</w:t>
-      </w:r>
-      <w:r>
-        <w:br/>
-      </w:r>
-      <w:r>
-        <w:rPr>
-          <w:rStyle w:val="NormalTok"/>
-        </w:rPr>
-        <w:t xml:space="preserve">    </w:t>
-      </w:r>
-      <w:r>
-        <w:rPr>
-          <w:rStyle w:val="ControlFlowTok"/>
-        </w:rPr>
-        <w:t xml:space="preserve">END</w:t>
-      </w:r>
-      <w:r>
-        <w:rPr>
-          <w:rStyle w:val="NormalTok"/>
-        </w:rPr>
-        <w:t xml:space="preserve">) </w:t>
-      </w:r>
-      <w:r>
-        <w:rPr>
-          <w:rStyle w:val="KeywordTok"/>
-        </w:rPr>
-        <w:t xml:space="preserve">as</w:t>
-      </w:r>
-      <w:r>
-        <w:rPr>
-          <w:rStyle w:val="NormalTok"/>
-        </w:rPr>
-        <w:t xml:space="preserve"> max_creatinine_mgdl</w:t>
-      </w:r>
-      <w:r>
-        <w:br/>
-      </w:r>
-      <w:r>
-        <w:rPr>
-          <w:rStyle w:val="KeywordTok"/>
-        </w:rPr>
-        <w:t xml:space="preserve">FROM</w:t>
-      </w:r>
-      <w:r>
-        <w:rPr>
-          <w:rStyle w:val="NormalTok"/>
-        </w:rPr>
-        <w:t xml:space="preserve"> Readmissions r</w:t>
-      </w:r>
-      <w:r>
-        <w:br/>
-      </w:r>
-      <w:r>
-        <w:rPr>
-          <w:rStyle w:val="KeywordTok"/>
-        </w:rPr>
-        <w:t xml:space="preserve">JOIN</w:t>
-      </w:r>
-      <w:r>
-        <w:rPr>
-          <w:rStyle w:val="NormalTok"/>
-        </w:rPr>
-        <w:t xml:space="preserve"> lab_events l </w:t>
-      </w:r>
-      <w:r>
-        <w:rPr>
-          <w:rStyle w:val="KeywordTok"/>
-        </w:rPr>
-        <w:t xml:space="preserve">ON</w:t>
-      </w:r>
-      <w:r>
-        <w:rPr>
-          <w:rStyle w:val="NormalTok"/>
-        </w:rPr>
-        <w:t xml:space="preserve"> r.index_admission_id </w:t>
-      </w:r>
-      <w:r>
-        <w:rPr>
-          <w:rStyle w:val="OperatorTok"/>
-        </w:rPr>
-        <w:t xml:space="preserve">=</w:t>
-      </w:r>
-      <w:r>
-        <w:rPr>
-          <w:rStyle w:val="NormalTok"/>
-        </w:rPr>
-        <w:t xml:space="preserve"> l.admission_id</w:t>
-      </w:r>
-      <w:r>
-        <w:br/>
-      </w:r>
-      <w:r>
-        <w:rPr>
-          <w:rStyle w:val="KeywordTok"/>
-        </w:rPr>
-        <w:t xml:space="preserve">WHERE</w:t>
-      </w:r>
-      <w:r>
-        <w:rPr>
-          <w:rStyle w:val="NormalTok"/>
-        </w:rPr>
-        <w:t xml:space="preserve"> l.itemid </w:t>
-      </w:r>
-      <w:r>
-        <w:rPr>
-          <w:rStyle w:val="KeywordTok"/>
-        </w:rPr>
-        <w:t xml:space="preserve">IN</w:t>
-      </w:r>
-      <w:r>
-        <w:rPr>
-          <w:rStyle w:val="NormalTok"/>
-        </w:rPr>
-        <w:t xml:space="preserve"> (</w:t>
-      </w:r>
-      <w:r>
-        <w:rPr>
-          <w:rStyle w:val="DecValTok"/>
-        </w:rPr>
-        <w:t xml:space="preserve">50912</w:t>
-      </w:r>
-      <w:r>
-        <w:rPr>
-          <w:rStyle w:val="NormalTok"/>
-        </w:rPr>
-        <w:t xml:space="preserve">, </w:t>
-      </w:r>
-      <w:r>
-        <w:rPr>
-          <w:rStyle w:val="DecValTok"/>
-        </w:rPr>
-        <w:t xml:space="preserve">50913</w:t>
-      </w:r>
-      <w:r>
-        <w:rPr>
-          <w:rStyle w:val="NormalTok"/>
-        </w:rPr>
-        <w:t xml:space="preserve">) </w:t>
-      </w:r>
-      <w:r>
-        <w:rPr>
-          <w:rStyle w:val="CommentTok"/>
-        </w:rPr>
-        <w:t xml:space="preserve">-- Creatinine lab codes</w:t>
-      </w:r>
-      <w:r>
-        <w:br/>
-      </w:r>
-      <w:r>
-        <w:rPr>
-          <w:rStyle w:val="KeywordTok"/>
-        </w:rPr>
-        <w:t xml:space="preserve">GROUP</w:t>
-      </w:r>
-      <w:r>
-        <w:rPr>
-          <w:rStyle w:val="NormalTok"/>
-        </w:rPr>
-        <w:t xml:space="preserve"> </w:t>
-      </w:r>
-      <w:r>
-        <w:rPr>
-          <w:rStyle w:val="KeywordTok"/>
-        </w:rPr>
-        <w:t xml:space="preserve">BY</w:t>
-      </w:r>
-      <w:r>
-        <w:rPr>
-          <w:rStyle w:val="NormalTok"/>
-        </w:rPr>
-        <w:t xml:space="preserve"> r.patient_id, r.index_admission_id, r.days_to_readmit;</w:t>
+        <w:pStyle w:val="FirstParagraph"/>
+      </w:pPr>
+      <w:r>
+        <w:rPr>
+          <w:b/>
+          <w:bCs/>
+        </w:rPr>
+        <w:t xml:space="preserve">Rationale Metadata:</w:t>
+      </w:r>
+      <w:r>
+        <w:t xml:space="preserve"> </w:t>
+      </w:r>
+      <w:r>
+        <w:t xml:space="preserve">Supports CMS Hospital Readmissions Reduction Program (HRRP) tracking. Hospice exclusion per CMS 2025 rules (discharge disposition !=</w:t>
+      </w:r>
+      <w:r>
+        <w:t xml:space="preserve"> </w:t>
+      </w:r>
+      <w:r>
+        <w:t xml:space="preserve">‘HOSPICE’</w:t>
+      </w:r>
+      <w:r>
+        <w:t xml:space="preserve">). Creatinine unit normalization (mmol/L to mg/dL via /88.4) required because our lab system stores results in mixed units depending on the originating facility. Lab item IDs 50912 and 50913 are MIMIC-III creatinine codes; local implementations must map to their own lab dictionary.</w:t>
+      </w:r>
+    </w:p>
+    <w:p>
+      <w:r>
+        <w:pict>
+          <v:rect style="width:0;height:1.5pt" o:hralign="center" o:hrstd="t" o:hr="t"/>
+        </w:pict>
       </w:r>
     </w:p>
     <w:bookmarkEnd w:id="10"/>
-    <w:bookmarkStart w:id="11" w:name="quality-metrics"/>
+    <w:bookmarkStart w:id="11" w:name="triple-3-quality-metric-aggregation"/>
     <w:p>
       <w:pPr>
         <w:pStyle w:val="Heading3"/>
       </w:pPr>
       <w:r>
-        <w:t xml:space="preserve">Quality Metrics</w:t>
+        <w:t xml:space="preserve">Triple 3: Quality Metric Aggregation</w:t>
       </w:r>
     </w:p>
     <w:p>
@@ -1527,7 +1603,11 @@
         <w:pStyle w:val="FirstParagraph"/>
       </w:pPr>
       <w:r>
-        <w:t xml:space="preserve">Natural Language:</w:t>
+        <w:rPr>
+          <w:b/>
+          <w:bCs/>
+        </w:rPr>
+        <w:t xml:space="preserve">Natural Language Intent:</w:t>
       </w:r>
       <w:r>
         <w:t xml:space="preserve"> </w:t>
@@ -1541,394 +1621,472 @@
         <w:pStyle w:val="BodyText"/>
       </w:pPr>
       <w:r>
-        <w:t xml:space="preserve">Rationale: Aligned with CMS Hospital Readmissions Reduction Program (HRRP) requirements, demonstrating aggregation capabilities for organizational quality reporting by specifically tracking 30-day readmission rates for heart failure populations.</w:t>
+        <w:rPr>
+          <w:b/>
+          <w:bCs/>
+        </w:rPr>
+        <w:t xml:space="preserve">Executable SQL:</w:t>
       </w:r>
     </w:p>
     <w:p>
       <w:pPr>
-        <w:pStyle w:val="BodyText"/>
-      </w:pPr>
-      <w:r>
-        <w:t xml:space="preserve">Generated SQL:</w:t>
+        <w:pStyle w:val="SourceCode"/>
+      </w:pPr>
+      <w:r>
+        <w:rPr>
+          <w:rStyle w:val="KeywordTok"/>
+        </w:rPr>
+        <w:t xml:space="preserve">SELECT</w:t>
+      </w:r>
+      <w:r>
+        <w:rPr>
+          <w:rStyle w:val="NormalTok"/>
+        </w:rPr>
+        <w:t xml:space="preserve"> </w:t>
+      </w:r>
+      <w:r>
+        <w:rPr>
+          <w:rStyle w:val="FunctionTok"/>
+        </w:rPr>
+        <w:t xml:space="preserve">COUNT</w:t>
+      </w:r>
+      <w:r>
+        <w:rPr>
+          <w:rStyle w:val="NormalTok"/>
+        </w:rPr>
+        <w:t xml:space="preserve">(</w:t>
+      </w:r>
+      <w:r>
+        <w:rPr>
+          <w:rStyle w:val="KeywordTok"/>
+        </w:rPr>
+        <w:t xml:space="preserve">DISTINCT</w:t>
+      </w:r>
+      <w:r>
+        <w:rPr>
+          <w:rStyle w:val="NormalTok"/>
+        </w:rPr>
+        <w:t xml:space="preserve"> r.patient_id) </w:t>
+      </w:r>
+      <w:r>
+        <w:rPr>
+          <w:rStyle w:val="KeywordTok"/>
+        </w:rPr>
+        <w:t xml:space="preserve">as</w:t>
+      </w:r>
+      <w:r>
+        <w:rPr>
+          <w:rStyle w:val="NormalTok"/>
+        </w:rPr>
+        <w:t xml:space="preserve"> readmission_count</w:t>
+      </w:r>
+      <w:r>
+        <w:br/>
+      </w:r>
+      <w:r>
+        <w:rPr>
+          <w:rStyle w:val="KeywordTok"/>
+        </w:rPr>
+        <w:t xml:space="preserve">FROM</w:t>
+      </w:r>
+      <w:r>
+        <w:rPr>
+          <w:rStyle w:val="NormalTok"/>
+        </w:rPr>
+        <w:t xml:space="preserve"> (</w:t>
+      </w:r>
+      <w:r>
+        <w:br/>
+      </w:r>
+      <w:r>
+        <w:rPr>
+          <w:rStyle w:val="NormalTok"/>
+        </w:rPr>
+        <w:t xml:space="preserve">  </w:t>
+      </w:r>
+      <w:r>
+        <w:rPr>
+          <w:rStyle w:val="KeywordTok"/>
+        </w:rPr>
+        <w:t xml:space="preserve">SELECT</w:t>
+      </w:r>
+      <w:r>
+        <w:rPr>
+          <w:rStyle w:val="NormalTok"/>
+        </w:rPr>
+        <w:t xml:space="preserve"> a1.patient_id, a1.discharge_date, a2.admission_date</w:t>
+      </w:r>
+      <w:r>
+        <w:br/>
+      </w:r>
+      <w:r>
+        <w:rPr>
+          <w:rStyle w:val="NormalTok"/>
+        </w:rPr>
+        <w:t xml:space="preserve">  </w:t>
+      </w:r>
+      <w:r>
+        <w:rPr>
+          <w:rStyle w:val="KeywordTok"/>
+        </w:rPr>
+        <w:t xml:space="preserve">FROM</w:t>
+      </w:r>
+      <w:r>
+        <w:rPr>
+          <w:rStyle w:val="NormalTok"/>
+        </w:rPr>
+        <w:t xml:space="preserve"> admissions a1</w:t>
+      </w:r>
+      <w:r>
+        <w:br/>
+      </w:r>
+      <w:r>
+        <w:rPr>
+          <w:rStyle w:val="NormalTok"/>
+        </w:rPr>
+        <w:t xml:space="preserve">  </w:t>
+      </w:r>
+      <w:r>
+        <w:rPr>
+          <w:rStyle w:val="KeywordTok"/>
+        </w:rPr>
+        <w:t xml:space="preserve">JOIN</w:t>
+      </w:r>
+      <w:r>
+        <w:rPr>
+          <w:rStyle w:val="NormalTok"/>
+        </w:rPr>
+        <w:t xml:space="preserve"> admissions a2 </w:t>
+      </w:r>
+      <w:r>
+        <w:rPr>
+          <w:rStyle w:val="KeywordTok"/>
+        </w:rPr>
+        <w:t xml:space="preserve">ON</w:t>
+      </w:r>
+      <w:r>
+        <w:rPr>
+          <w:rStyle w:val="NormalTok"/>
+        </w:rPr>
+        <w:t xml:space="preserve"> a1.patient_id </w:t>
+      </w:r>
+      <w:r>
+        <w:rPr>
+          <w:rStyle w:val="OperatorTok"/>
+        </w:rPr>
+        <w:t xml:space="preserve">=</w:t>
+      </w:r>
+      <w:r>
+        <w:rPr>
+          <w:rStyle w:val="NormalTok"/>
+        </w:rPr>
+        <w:t xml:space="preserve"> a2.patient_id</w:t>
+      </w:r>
+      <w:r>
+        <w:br/>
+      </w:r>
+      <w:r>
+        <w:rPr>
+          <w:rStyle w:val="NormalTok"/>
+        </w:rPr>
+        <w:t xml:space="preserve">  </w:t>
+      </w:r>
+      <w:r>
+        <w:rPr>
+          <w:rStyle w:val="KeywordTok"/>
+        </w:rPr>
+        <w:t xml:space="preserve">JOIN</w:t>
+      </w:r>
+      <w:r>
+        <w:rPr>
+          <w:rStyle w:val="NormalTok"/>
+        </w:rPr>
+        <w:t xml:space="preserve"> diagnoses d </w:t>
+      </w:r>
+      <w:r>
+        <w:rPr>
+          <w:rStyle w:val="KeywordTok"/>
+        </w:rPr>
+        <w:t xml:space="preserve">ON</w:t>
+      </w:r>
+      <w:r>
+        <w:rPr>
+          <w:rStyle w:val="NormalTok"/>
+        </w:rPr>
+        <w:t xml:space="preserve"> a2.admission_id </w:t>
+      </w:r>
+      <w:r>
+        <w:rPr>
+          <w:rStyle w:val="OperatorTok"/>
+        </w:rPr>
+        <w:t xml:space="preserve">=</w:t>
+      </w:r>
+      <w:r>
+        <w:rPr>
+          <w:rStyle w:val="NormalTok"/>
+        </w:rPr>
+        <w:t xml:space="preserve"> d.admission_id</w:t>
+      </w:r>
+      <w:r>
+        <w:br/>
+      </w:r>
+      <w:r>
+        <w:rPr>
+          <w:rStyle w:val="NormalTok"/>
+        </w:rPr>
+        <w:t xml:space="preserve">  </w:t>
+      </w:r>
+      <w:r>
+        <w:rPr>
+          <w:rStyle w:val="KeywordTok"/>
+        </w:rPr>
+        <w:t xml:space="preserve">WHERE</w:t>
+      </w:r>
+      <w:r>
+        <w:rPr>
+          <w:rStyle w:val="NormalTok"/>
+        </w:rPr>
+        <w:t xml:space="preserve"> d.icd10_code </w:t>
+      </w:r>
+      <w:r>
+        <w:rPr>
+          <w:rStyle w:val="KeywordTok"/>
+        </w:rPr>
+        <w:t xml:space="preserve">LIKE</w:t>
+      </w:r>
+      <w:r>
+        <w:rPr>
+          <w:rStyle w:val="NormalTok"/>
+        </w:rPr>
+        <w:t xml:space="preserve"> </w:t>
+      </w:r>
+      <w:r>
+        <w:rPr>
+          <w:rStyle w:val="StringTok"/>
+        </w:rPr>
+        <w:t xml:space="preserve">'I50%'</w:t>
+      </w:r>
+      <w:r>
+        <w:br/>
+      </w:r>
+      <w:r>
+        <w:rPr>
+          <w:rStyle w:val="NormalTok"/>
+        </w:rPr>
+        <w:t xml:space="preserve">    </w:t>
+      </w:r>
+      <w:r>
+        <w:rPr>
+          <w:rStyle w:val="KeywordTok"/>
+        </w:rPr>
+        <w:t xml:space="preserve">AND</w:t>
+      </w:r>
+      <w:r>
+        <w:rPr>
+          <w:rStyle w:val="NormalTok"/>
+        </w:rPr>
+        <w:t xml:space="preserve"> a2.admission_date </w:t>
+      </w:r>
+      <w:r>
+        <w:rPr>
+          <w:rStyle w:val="KeywordTok"/>
+        </w:rPr>
+        <w:t xml:space="preserve">BETWEEN</w:t>
+      </w:r>
+      <w:r>
+        <w:rPr>
+          <w:rStyle w:val="NormalTok"/>
+        </w:rPr>
+        <w:t xml:space="preserve"> a1.discharge_date</w:t>
+      </w:r>
+      <w:r>
+        <w:br/>
+      </w:r>
+      <w:r>
+        <w:rPr>
+          <w:rStyle w:val="NormalTok"/>
+        </w:rPr>
+        <w:t xml:space="preserve">        </w:t>
+      </w:r>
+      <w:r>
+        <w:rPr>
+          <w:rStyle w:val="KeywordTok"/>
+        </w:rPr>
+        <w:t xml:space="preserve">AND</w:t>
+      </w:r>
+      <w:r>
+        <w:rPr>
+          <w:rStyle w:val="NormalTok"/>
+        </w:rPr>
+        <w:t xml:space="preserve"> DATE_ADD(a1.discharge_date, </w:t>
+      </w:r>
+      <w:r>
+        <w:rPr>
+          <w:rStyle w:val="DataTypeTok"/>
+        </w:rPr>
+        <w:t xml:space="preserve">INTERVAL</w:t>
+      </w:r>
+      <w:r>
+        <w:rPr>
+          <w:rStyle w:val="NormalTok"/>
+        </w:rPr>
+        <w:t xml:space="preserve"> </w:t>
+      </w:r>
+      <w:r>
+        <w:rPr>
+          <w:rStyle w:val="DecValTok"/>
+        </w:rPr>
+        <w:t xml:space="preserve">30</w:t>
+      </w:r>
+      <w:r>
+        <w:rPr>
+          <w:rStyle w:val="NormalTok"/>
+        </w:rPr>
+        <w:t xml:space="preserve"> </w:t>
+      </w:r>
+      <w:r>
+        <w:rPr>
+          <w:rStyle w:val="DataTypeTok"/>
+        </w:rPr>
+        <w:t xml:space="preserve">DAY</w:t>
+      </w:r>
+      <w:r>
+        <w:rPr>
+          <w:rStyle w:val="NormalTok"/>
+        </w:rPr>
+        <w:t xml:space="preserve">)</w:t>
+      </w:r>
+      <w:r>
+        <w:br/>
+      </w:r>
+      <w:r>
+        <w:rPr>
+          <w:rStyle w:val="NormalTok"/>
+        </w:rPr>
+        <w:t xml:space="preserve">    </w:t>
+      </w:r>
+      <w:r>
+        <w:rPr>
+          <w:rStyle w:val="KeywordTok"/>
+        </w:rPr>
+        <w:t xml:space="preserve">AND</w:t>
+      </w:r>
+      <w:r>
+        <w:rPr>
+          <w:rStyle w:val="NormalTok"/>
+        </w:rPr>
+        <w:t xml:space="preserve"> a1.admission_id </w:t>
+      </w:r>
+      <w:r>
+        <w:rPr>
+          <w:rStyle w:val="OperatorTok"/>
+        </w:rPr>
+        <w:t xml:space="preserve">!=</w:t>
+      </w:r>
+      <w:r>
+        <w:rPr>
+          <w:rStyle w:val="NormalTok"/>
+        </w:rPr>
+        <w:t xml:space="preserve"> a2.admission_id</w:t>
+      </w:r>
+      <w:r>
+        <w:br/>
+      </w:r>
+      <w:r>
+        <w:rPr>
+          <w:rStyle w:val="NormalTok"/>
+        </w:rPr>
+        <w:t xml:space="preserve">) r</w:t>
       </w:r>
     </w:p>
     <w:p>
       <w:pPr>
-        <w:pStyle w:val="SourceCode"/>
-      </w:pPr>
-      <w:r>
-        <w:rPr>
-          <w:rStyle w:val="KeywordTok"/>
-        </w:rPr>
-        <w:t xml:space="preserve">SELECT</w:t>
-      </w:r>
-      <w:r>
-        <w:rPr>
-          <w:rStyle w:val="NormalTok"/>
-        </w:rPr>
-        <w:t xml:space="preserve"> </w:t>
-      </w:r>
-      <w:r>
-        <w:rPr>
-          <w:rStyle w:val="FunctionTok"/>
-        </w:rPr>
-        <w:t xml:space="preserve">COUNT</w:t>
-      </w:r>
-      <w:r>
-        <w:rPr>
-          <w:rStyle w:val="NormalTok"/>
-        </w:rPr>
-        <w:t xml:space="preserve">(</w:t>
-      </w:r>
-      <w:r>
-        <w:rPr>
-          <w:rStyle w:val="KeywordTok"/>
-        </w:rPr>
-        <w:t xml:space="preserve">DISTINCT</w:t>
-      </w:r>
-      <w:r>
-        <w:rPr>
-          <w:rStyle w:val="NormalTok"/>
-        </w:rPr>
-        <w:t xml:space="preserve"> r.patient_id) </w:t>
-      </w:r>
-      <w:r>
-        <w:rPr>
-          <w:rStyle w:val="KeywordTok"/>
-        </w:rPr>
-        <w:t xml:space="preserve">as</w:t>
-      </w:r>
-      <w:r>
-        <w:rPr>
-          <w:rStyle w:val="NormalTok"/>
-        </w:rPr>
-        <w:t xml:space="preserve"> readmission_count</w:t>
-      </w:r>
-      <w:r>
-        <w:br/>
-      </w:r>
-      <w:r>
-        <w:rPr>
-          <w:rStyle w:val="KeywordTok"/>
-        </w:rPr>
-        <w:t xml:space="preserve">FROM</w:t>
-      </w:r>
-      <w:r>
-        <w:rPr>
-          <w:rStyle w:val="NormalTok"/>
-        </w:rPr>
-        <w:t xml:space="preserve"> (</w:t>
-      </w:r>
-      <w:r>
-        <w:br/>
-      </w:r>
-      <w:r>
-        <w:rPr>
-          <w:rStyle w:val="NormalTok"/>
-        </w:rPr>
-        <w:t xml:space="preserve">  </w:t>
-      </w:r>
-      <w:r>
-        <w:rPr>
-          <w:rStyle w:val="KeywordTok"/>
-        </w:rPr>
-        <w:t xml:space="preserve">SELECT</w:t>
-      </w:r>
-      <w:r>
-        <w:rPr>
-          <w:rStyle w:val="NormalTok"/>
-        </w:rPr>
-        <w:t xml:space="preserve"> a1.patient_id, a1.discharge_date, a2.admission_date</w:t>
-      </w:r>
-      <w:r>
-        <w:br/>
-      </w:r>
-      <w:r>
-        <w:rPr>
-          <w:rStyle w:val="NormalTok"/>
-        </w:rPr>
-        <w:t xml:space="preserve">  </w:t>
-      </w:r>
-      <w:r>
-        <w:rPr>
-          <w:rStyle w:val="KeywordTok"/>
-        </w:rPr>
-        <w:t xml:space="preserve">FROM</w:t>
-      </w:r>
-      <w:r>
-        <w:rPr>
-          <w:rStyle w:val="NormalTok"/>
-        </w:rPr>
-        <w:t xml:space="preserve"> admissions a1</w:t>
-      </w:r>
-      <w:r>
-        <w:br/>
-      </w:r>
-      <w:r>
-        <w:rPr>
-          <w:rStyle w:val="NormalTok"/>
-        </w:rPr>
-        <w:t xml:space="preserve">  </w:t>
-      </w:r>
-      <w:r>
-        <w:rPr>
-          <w:rStyle w:val="KeywordTok"/>
-        </w:rPr>
-        <w:t xml:space="preserve">JOIN</w:t>
-      </w:r>
-      <w:r>
-        <w:rPr>
-          <w:rStyle w:val="NormalTok"/>
-        </w:rPr>
-        <w:t xml:space="preserve"> admissions a2 </w:t>
-      </w:r>
-      <w:r>
-        <w:rPr>
-          <w:rStyle w:val="KeywordTok"/>
-        </w:rPr>
-        <w:t xml:space="preserve">ON</w:t>
-      </w:r>
-      <w:r>
-        <w:rPr>
-          <w:rStyle w:val="NormalTok"/>
-        </w:rPr>
-        <w:t xml:space="preserve"> a1.patient_id </w:t>
-      </w:r>
-      <w:r>
-        <w:rPr>
-          <w:rStyle w:val="OperatorTok"/>
-        </w:rPr>
-        <w:t xml:space="preserve">=</w:t>
-      </w:r>
-      <w:r>
-        <w:rPr>
-          <w:rStyle w:val="NormalTok"/>
-        </w:rPr>
-        <w:t xml:space="preserve"> a2.patient_id</w:t>
-      </w:r>
-      <w:r>
-        <w:br/>
-      </w:r>
-      <w:r>
-        <w:rPr>
-          <w:rStyle w:val="NormalTok"/>
-        </w:rPr>
-        <w:t xml:space="preserve">  </w:t>
-      </w:r>
-      <w:r>
-        <w:rPr>
-          <w:rStyle w:val="KeywordTok"/>
-        </w:rPr>
-        <w:t xml:space="preserve">JOIN</w:t>
-      </w:r>
-      <w:r>
-        <w:rPr>
-          <w:rStyle w:val="NormalTok"/>
-        </w:rPr>
-        <w:t xml:space="preserve"> diagnoses d </w:t>
-      </w:r>
-      <w:r>
-        <w:rPr>
-          <w:rStyle w:val="KeywordTok"/>
-        </w:rPr>
-        <w:t xml:space="preserve">ON</w:t>
-      </w:r>
-      <w:r>
-        <w:rPr>
-          <w:rStyle w:val="NormalTok"/>
-        </w:rPr>
-        <w:t xml:space="preserve"> a2.admission_id </w:t>
-      </w:r>
-      <w:r>
-        <w:rPr>
-          <w:rStyle w:val="OperatorTok"/>
-        </w:rPr>
-        <w:t xml:space="preserve">=</w:t>
-      </w:r>
-      <w:r>
-        <w:rPr>
-          <w:rStyle w:val="NormalTok"/>
-        </w:rPr>
-        <w:t xml:space="preserve"> d.admission_id</w:t>
-      </w:r>
-      <w:r>
-        <w:br/>
-      </w:r>
-      <w:r>
-        <w:rPr>
-          <w:rStyle w:val="NormalTok"/>
-        </w:rPr>
-        <w:t xml:space="preserve">  </w:t>
-      </w:r>
-      <w:r>
-        <w:rPr>
-          <w:rStyle w:val="KeywordTok"/>
-        </w:rPr>
-        <w:t xml:space="preserve">WHERE</w:t>
-      </w:r>
-      <w:r>
-        <w:rPr>
-          <w:rStyle w:val="NormalTok"/>
-        </w:rPr>
-        <w:t xml:space="preserve"> d.icd10_code </w:t>
-      </w:r>
-      <w:r>
-        <w:rPr>
-          <w:rStyle w:val="KeywordTok"/>
-        </w:rPr>
-        <w:t xml:space="preserve">LIKE</w:t>
-      </w:r>
-      <w:r>
-        <w:rPr>
-          <w:rStyle w:val="NormalTok"/>
-        </w:rPr>
-        <w:t xml:space="preserve"> </w:t>
-      </w:r>
-      <w:r>
-        <w:rPr>
-          <w:rStyle w:val="StringTok"/>
-        </w:rPr>
-        <w:t xml:space="preserve">'I50%'</w:t>
-      </w:r>
-      <w:r>
-        <w:rPr>
-          <w:rStyle w:val="NormalTok"/>
-        </w:rPr>
-        <w:t xml:space="preserve">  </w:t>
-      </w:r>
-      <w:r>
-        <w:rPr>
-          <w:rStyle w:val="CommentTok"/>
-        </w:rPr>
-        <w:t xml:space="preserve">-- Heart failure</w:t>
-      </w:r>
-      <w:r>
-        <w:br/>
-      </w:r>
-      <w:r>
-        <w:rPr>
-          <w:rStyle w:val="NormalTok"/>
-        </w:rPr>
-        <w:t xml:space="preserve">    </w:t>
-      </w:r>
-      <w:r>
-        <w:rPr>
-          <w:rStyle w:val="KeywordTok"/>
-        </w:rPr>
-        <w:t xml:space="preserve">AND</w:t>
-      </w:r>
-      <w:r>
-        <w:rPr>
-          <w:rStyle w:val="NormalTok"/>
-        </w:rPr>
-        <w:t xml:space="preserve"> a2.admission_date </w:t>
-      </w:r>
-      <w:r>
-        <w:rPr>
-          <w:rStyle w:val="KeywordTok"/>
-        </w:rPr>
-        <w:t xml:space="preserve">BETWEEN</w:t>
-      </w:r>
-      <w:r>
-        <w:rPr>
-          <w:rStyle w:val="NormalTok"/>
-        </w:rPr>
-        <w:t xml:space="preserve"> a1.discharge_date </w:t>
-      </w:r>
-      <w:r>
-        <w:rPr>
-          <w:rStyle w:val="KeywordTok"/>
-        </w:rPr>
-        <w:t xml:space="preserve">AND</w:t>
-      </w:r>
-      <w:r>
-        <w:rPr>
-          <w:rStyle w:val="NormalTok"/>
-        </w:rPr>
-        <w:t xml:space="preserve"> DATE_ADD(a1.discharge_date, </w:t>
-      </w:r>
-      <w:r>
-        <w:rPr>
-          <w:rStyle w:val="DataTypeTok"/>
-        </w:rPr>
-        <w:t xml:space="preserve">INTERVAL</w:t>
-      </w:r>
-      <w:r>
-        <w:rPr>
-          <w:rStyle w:val="NormalTok"/>
-        </w:rPr>
-        <w:t xml:space="preserve"> </w:t>
-      </w:r>
-      <w:r>
-        <w:rPr>
-          <w:rStyle w:val="DecValTok"/>
-        </w:rPr>
-        <w:t xml:space="preserve">30</w:t>
-      </w:r>
-      <w:r>
-        <w:rPr>
-          <w:rStyle w:val="NormalTok"/>
-        </w:rPr>
-        <w:t xml:space="preserve"> </w:t>
-      </w:r>
-      <w:r>
-        <w:rPr>
-          <w:rStyle w:val="DataTypeTok"/>
-        </w:rPr>
-        <w:t xml:space="preserve">DAY</w:t>
-      </w:r>
-      <w:r>
-        <w:rPr>
-          <w:rStyle w:val="NormalTok"/>
-        </w:rPr>
-        <w:t xml:space="preserve">)</w:t>
-      </w:r>
-      <w:r>
-        <w:br/>
-      </w:r>
-      <w:r>
-        <w:rPr>
-          <w:rStyle w:val="NormalTok"/>
-        </w:rPr>
-        <w:t xml:space="preserve">    </w:t>
-      </w:r>
-      <w:r>
-        <w:rPr>
-          <w:rStyle w:val="KeywordTok"/>
-        </w:rPr>
-        <w:t xml:space="preserve">AND</w:t>
-      </w:r>
-      <w:r>
-        <w:rPr>
-          <w:rStyle w:val="NormalTok"/>
-        </w:rPr>
-        <w:t xml:space="preserve"> a1.admission_id </w:t>
-      </w:r>
-      <w:r>
-        <w:rPr>
-          <w:rStyle w:val="OperatorTok"/>
-        </w:rPr>
-        <w:t xml:space="preserve">!=</w:t>
-      </w:r>
-      <w:r>
-        <w:rPr>
-          <w:rStyle w:val="NormalTok"/>
-        </w:rPr>
-        <w:t xml:space="preserve"> a2.admission_id</w:t>
-      </w:r>
-      <w:r>
-        <w:br/>
-      </w:r>
-      <w:r>
-        <w:rPr>
-          <w:rStyle w:val="NormalTok"/>
-        </w:rPr>
-        <w:t xml:space="preserve">) r</w:t>
+        <w:pStyle w:val="FirstParagraph"/>
+      </w:pPr>
+      <w:r>
+        <w:rPr>
+          <w:b/>
+          <w:bCs/>
+        </w:rPr>
+        <w:t xml:space="preserve">Rationale Metadata:</w:t>
+      </w:r>
+      <w:r>
+        <w:t xml:space="preserve"> </w:t>
+      </w:r>
+      <w:r>
+        <w:t xml:space="preserve">Aligned with CMS HRRP requirements for organizational quality reporting. COUNT(DISTINCT patient_id) ensures each patient is counted once even if they have multiple readmissions. This is the aggregate metric version of Triple 2; the detailed cohort query should be run first to validate individual cases before reporting the aggregate number.</w:t>
+      </w:r>
+    </w:p>
+    <w:p>
+      <w:r>
+        <w:pict>
+          <v:rect style="width:0;height:1.5pt" o:hralign="center" o:hrstd="t" o:hr="t"/>
+        </w:pict>
       </w:r>
     </w:p>
     <w:bookmarkEnd w:id="11"/>
     <w:bookmarkEnd w:id="12"/>
+    <w:bookmarkStart w:id="13" w:name="X6244932574d711a11b7889794a7a7a7a3de904b"/>
+    <w:p>
+      <w:pPr>
+        <w:pStyle w:val="Heading2"/>
+      </w:pPr>
+      <w:r>
+        <w:t xml:space="preserve">How Triples Preserve Institutional Knowledge</w:t>
+      </w:r>
+    </w:p>
+    <w:p>
+      <w:pPr>
+        <w:pStyle w:val="FirstParagraph"/>
+      </w:pPr>
+      <w:r>
+        <w:t xml:space="preserve">In traditional analytics workflows, only the SQL (component 2) would be saved, if anything. The Natural Language Intent (component 1) would exist only in an email or chat message. The Rationale Metadata (component 3), the most critical knowledge for institutional continuity, would exist only in the departing analyst’s memory.</w:t>
+      </w:r>
+    </w:p>
+    <w:p>
+      <w:pPr>
+        <w:pStyle w:val="BodyText"/>
+      </w:pPr>
+      <w:r>
+        <w:t xml:space="preserve">When a new analyst inherits these triples, they receive not just executable code but the clinical reasoning, regulatory context, and institutional conventions that informed the query’s construction. This is the mechanism by which HITL-KG converts ephemeral analytical work into durable organizational memory.</w:t>
+      </w:r>
+    </w:p>
     <w:bookmarkEnd w:id="13"/>
+    <w:bookmarkStart w:id="14" w:name="references"/>
+    <w:p>
+      <w:pPr>
+        <w:pStyle w:val="Heading2"/>
+      </w:pPr>
+      <w:r>
+        <w:t xml:space="preserve">References</w:t>
+      </w:r>
+    </w:p>
+    <w:p>
+      <w:pPr>
+        <w:pStyle w:val="Compact"/>
+        <w:numPr>
+          <w:ilvl w:val="0"/>
+          <w:numId w:val="1001"/>
+        </w:numPr>
+      </w:pPr>
+      <w:r>
+        <w:t xml:space="preserve">National Committee for Quality Assurance (NCQA). HEDIS measures and technical resources. 2025. Available from: https://www.ncqa.org/hedis/</w:t>
+      </w:r>
+    </w:p>
+    <w:p>
+      <w:pPr>
+        <w:pStyle w:val="Compact"/>
+        <w:numPr>
+          <w:ilvl w:val="0"/>
+          <w:numId w:val="1001"/>
+        </w:numPr>
+      </w:pPr>
+      <w:r>
+        <w:t xml:space="preserve">Centers for Medicare and Medicaid Services (CMS). Hospital Readmissions Reduction Program (HRRP). 2025. Available from: https://www.cms.gov/medicare/payment/prospective-payment-systems/acute-inpatient-pps/hospital-readmissions-reduction-program-hrrp</w:t>
+      </w:r>
+    </w:p>
+    <w:bookmarkEnd w:id="14"/>
+    <w:bookmarkEnd w:id="15"/>
     <w:sectPr>
       <w:footnotePr>
         <w:numRestart w:val="eachSect"/>
@@ -2039,8 +2197,123 @@
       </w:pPr>
     </w:lvl>
   </w:abstractNum>
+  <w:abstractNum w:abstractNumId="99411">
+    <w:nsid w:val="00A99411"/>
+    <w:multiLevelType w:val="multilevel"/>
+    <w:lvl w:ilvl="0">
+      <w:start w:val="1"/>
+      <w:numFmt w:val="decimal"/>
+      <w:lvlText w:val="%1."/>
+      <w:lvlJc w:val="left"/>
+      <w:pPr>
+        <w:ind w:left="720" w:hanging="360"/>
+      </w:pPr>
+    </w:lvl>
+    <w:lvl w:ilvl="1">
+      <w:start w:val="1"/>
+      <w:numFmt w:val="decimal"/>
+      <w:lvlText w:val="%2."/>
+      <w:lvlJc w:val="left"/>
+      <w:pPr>
+        <w:ind w:left="1440" w:hanging="360"/>
+      </w:pPr>
+    </w:lvl>
+    <w:lvl w:ilvl="2">
+      <w:start w:val="1"/>
+      <w:numFmt w:val="decimal"/>
+      <w:lvlText w:val="%3."/>
+      <w:lvlJc w:val="left"/>
+      <w:pPr>
+        <w:ind w:left="2160" w:hanging="360"/>
+      </w:pPr>
+    </w:lvl>
+    <w:lvl w:ilvl="3">
+      <w:start w:val="1"/>
+      <w:numFmt w:val="decimal"/>
+      <w:lvlText w:val="%4."/>
+      <w:lvlJc w:val="left"/>
+      <w:pPr>
+        <w:ind w:left="2880" w:hanging="360"/>
+      </w:pPr>
+    </w:lvl>
+    <w:lvl w:ilvl="4">
+      <w:start w:val="1"/>
+      <w:numFmt w:val="decimal"/>
+      <w:lvlText w:val="%5."/>
+      <w:lvlJc w:val="left"/>
+      <w:pPr>
+        <w:ind w:left="3600" w:hanging="360"/>
+      </w:pPr>
+    </w:lvl>
+    <w:lvl w:ilvl="5">
+      <w:start w:val="1"/>
+      <w:numFmt w:val="decimal"/>
+      <w:lvlText w:val="%6."/>
+      <w:lvlJc w:val="left"/>
+      <w:pPr>
+        <w:ind w:left="4320" w:hanging="360"/>
+      </w:pPr>
+    </w:lvl>
+    <w:lvl w:ilvl="6">
+      <w:start w:val="1"/>
+      <w:numFmt w:val="decimal"/>
+      <w:lvlText w:val="%7."/>
+      <w:lvlJc w:val="left"/>
+      <w:pPr>
+        <w:ind w:left="5040" w:hanging="360"/>
+      </w:pPr>
+    </w:lvl>
+    <w:lvl w:ilvl="7">
+      <w:start w:val="1"/>
+      <w:numFmt w:val="decimal"/>
+      <w:lvlText w:val="%8."/>
+      <w:lvlJc w:val="left"/>
+      <w:pPr>
+        <w:ind w:left="5760" w:hanging="360"/>
+      </w:pPr>
+    </w:lvl>
+    <w:lvl w:ilvl="8">
+      <w:start w:val="1"/>
+      <w:numFmt w:val="decimal"/>
+      <w:lvlText w:val="%9."/>
+      <w:lvlJc w:val="left"/>
+      <w:pPr>
+        <w:ind w:left="6480" w:hanging="360"/>
+      </w:pPr>
+    </w:lvl>
+  </w:abstractNum>
   <w:num w:numId="1000">
     <w:abstractNumId w:val="990"/>
+  </w:num>
+  <w:num w:numId="1001">
+    <w:abstractNumId w:val="99411"/>
+    <w:lvlOverride w:ilvl="0">
+      <w:startOverride w:val="1"/>
+    </w:lvlOverride>
+    <w:lvlOverride w:ilvl="1">
+      <w:startOverride w:val="1"/>
+    </w:lvlOverride>
+    <w:lvlOverride w:ilvl="2">
+      <w:startOverride w:val="1"/>
+    </w:lvlOverride>
+    <w:lvlOverride w:ilvl="3">
+      <w:startOverride w:val="1"/>
+    </w:lvlOverride>
+    <w:lvlOverride w:ilvl="4">
+      <w:startOverride w:val="1"/>
+    </w:lvlOverride>
+    <w:lvlOverride w:ilvl="5">
+      <w:startOverride w:val="1"/>
+    </w:lvlOverride>
+    <w:lvlOverride w:ilvl="6">
+      <w:startOverride w:val="1"/>
+    </w:lvlOverride>
+    <w:lvlOverride w:ilvl="7">
+      <w:startOverride w:val="1"/>
+    </w:lvlOverride>
+    <w:lvlOverride w:ilvl="8">
+      <w:startOverride w:val="1"/>
+    </w:lvlOverride>
   </w:num>
 </w:numbering>
 </file>

--- a/multimedia_appendix_2.docx
+++ b/multimedia_appendix_2.docx
@@ -23,7 +23,7 @@
         <w:pStyle w:val="Date"/>
       </w:pPr>
       <w:r>
-        <w:t xml:space="preserve">June 2026</w:t>
+        <w:t xml:space="preserve">July 2026</w:t>
       </w:r>
     </w:p>
     <w:bookmarkStart w:id="45" w:name="multimedia-appendix-2"/>

--- a/multimedia_appendix_2.docx
+++ b/multimedia_appendix_2.docx
@@ -1244,7 +1244,7 @@
         <w:t xml:space="preserve">	</w:t>
       </w:r>
       <w:r>
-        <w:t xml:space="preserve">Shahbaz G M.</w:t>
+        <w:t xml:space="preserve">Shahbaz M, Gao C, Zhai L, Shahzad F, Hu Y.</w:t>
       </w:r>
       <w:r>
         <w:t xml:space="preserve"> </w:t>
@@ -1293,7 +1293,7 @@
         <w:t xml:space="preserve">	</w:t>
       </w:r>
       <w:r>
-        <w:t xml:space="preserve">Ziletti &amp;D A.</w:t>
+        <w:t xml:space="preserve">Ziletti A, D’Ambrosi L.</w:t>
       </w:r>
       <w:r>
         <w:t xml:space="preserve"> </w:t>

--- a/multimedia_appendix_2.docx
+++ b/multimedia_appendix_2.docx
@@ -15,7 +15,7 @@
         <w:pStyle w:val="Author"/>
       </w:pPr>
       <w:r>
-        <w:t xml:space="preserve">Samuel T Harrold, Yuimedi, Inc.</w:t>
+        <w:t xml:space="preserve">Samuel Thomas Harrold, Yuimedi, Inc.</w:t>
       </w:r>
     </w:p>
     <w:p>
@@ -23,7 +23,7 @@
         <w:pStyle w:val="Date"/>
       </w:pPr>
       <w:r>
-        <w:t xml:space="preserve">July 2026</w:t>
+        <w:t xml:space="preserve">August 2026</w:t>
       </w:r>
     </w:p>
     <w:bookmarkStart w:id="45" w:name="multimedia-appendix-2"/>
@@ -49,22 +49,31 @@
         <w:pStyle w:val="FirstParagraph"/>
       </w:pPr>
       <w:r>
-        <w:t xml:space="preserve">This appendix presents the full Three-Pillar Assessment Rubric proposed in the main paper (section</w:t>
-      </w:r>
-      <w:r>
-        <w:t xml:space="preserve"> </w:t>
-      </w:r>
-      <w:r>
-        <w:t xml:space="preserve">“The Three-Pillar Rubric”</w:t>
-      </w:r>
-      <w:r>
-        <w:t xml:space="preserve">). Each indicator is scored as Low, Medium, or High Strength using evidence-based anchors from the literature reviewed in the main paper’s Evidence Base section. Organizations scoring predominantly</w:t>
-      </w:r>
-      <w:r>
-        <w:t xml:space="preserve"> </w:t>
-      </w:r>
-      <w:r>
-        <w:t xml:space="preserve">“Low Strength”</w:t>
+        <w:t xml:space="preserve">This appendix presents the full 3-pillar assessment rubric proposed in the main paper (section</w:t>
+      </w:r>
+      <w:r>
+        <w:t xml:space="preserve"> </w:t>
+      </w:r>
+      <w:r>
+        <w:t xml:space="preserve">“The 3-Pillar Rubric”</w:t>
+      </w:r>
+      <w:r>
+        <w:t xml:space="preserve">). Each indicator is scored as low, medium, or high strength using evidence-based anchors from the literature reviewed in the main paper’s section</w:t>
+      </w:r>
+      <w:r>
+        <w:t xml:space="preserve"> </w:t>
+      </w:r>
+      <w:r>
+        <w:t xml:space="preserve">“The Evidence Base: 3 Pillars”</w:t>
+      </w:r>
+      <w:r>
+        <w:t xml:space="preserve">. Organizations scoring predominantly</w:t>
+      </w:r>
+      <w:r>
+        <w:t xml:space="preserve"> </w:t>
+      </w:r>
+      <w:r>
+        <w:t xml:space="preserve">“low strength”</w:t>
       </w:r>
       <w:r>
         <w:t xml:space="preserve"> </w:t>
@@ -120,31 +129,31 @@
               <w:jc w:val="left"/>
             </w:pPr>
             <w:r>
-              <w:t xml:space="preserve">Low Strength</w:t>
-            </w:r>
-          </w:p>
-        </w:tc>
-        <w:tc>
-          <w:tcPr/>
-          <w:p>
-            <w:pPr>
-              <w:pStyle w:val="Compact"/>
-              <w:jc w:val="left"/>
-            </w:pPr>
-            <w:r>
-              <w:t xml:space="preserve">Med. Strength</w:t>
-            </w:r>
-          </w:p>
-        </w:tc>
-        <w:tc>
-          <w:tcPr/>
-          <w:p>
-            <w:pPr>
-              <w:pStyle w:val="Compact"/>
-              <w:jc w:val="left"/>
-            </w:pPr>
-            <w:r>
-              <w:t xml:space="preserve">High Strength</w:t>
+              <w:t xml:space="preserve">Low strength</w:t>
+            </w:r>
+          </w:p>
+        </w:tc>
+        <w:tc>
+          <w:tcPr/>
+          <w:p>
+            <w:pPr>
+              <w:pStyle w:val="Compact"/>
+              <w:jc w:val="left"/>
+            </w:pPr>
+            <w:r>
+              <w:t xml:space="preserve">Medium strength</w:t>
+            </w:r>
+          </w:p>
+        </w:tc>
+        <w:tc>
+          <w:tcPr/>
+          <w:p>
+            <w:pPr>
+              <w:pStyle w:val="Compact"/>
+              <w:jc w:val="left"/>
+            </w:pPr>
+            <w:r>
+              <w:t xml:space="preserve">High strength</w:t>
             </w:r>
           </w:p>
         </w:tc>
@@ -170,7 +179,7 @@
               <w:jc w:val="left"/>
             </w:pPr>
             <w:r>
-              <w:t xml:space="preserve">HIMSS AMAM Stage</w:t>
+              <w:t xml:space="preserve">HIMSS AMAM stage</w:t>
             </w:r>
           </w:p>
         </w:tc>
@@ -338,7 +347,7 @@
               <w:jc w:val="left"/>
             </w:pPr>
             <w:r>
-              <w:t xml:space="preserve">AI/NL interface</w:t>
+              <w:t xml:space="preserve">AI and NL interface</w:t>
             </w:r>
           </w:p>
         </w:tc>
@@ -462,31 +471,31 @@
               <w:jc w:val="left"/>
             </w:pPr>
             <w:r>
-              <w:t xml:space="preserve">Low Strength</w:t>
-            </w:r>
-          </w:p>
-        </w:tc>
-        <w:tc>
-          <w:tcPr/>
-          <w:p>
-            <w:pPr>
-              <w:pStyle w:val="Compact"/>
-              <w:jc w:val="left"/>
-            </w:pPr>
-            <w:r>
-              <w:t xml:space="preserve">Med. Strength</w:t>
-            </w:r>
-          </w:p>
-        </w:tc>
-        <w:tc>
-          <w:tcPr/>
-          <w:p>
-            <w:pPr>
-              <w:pStyle w:val="Compact"/>
-              <w:jc w:val="left"/>
-            </w:pPr>
-            <w:r>
-              <w:t xml:space="preserve">High Strength</w:t>
+              <w:t xml:space="preserve">Low strength</w:t>
+            </w:r>
+          </w:p>
+        </w:tc>
+        <w:tc>
+          <w:tcPr/>
+          <w:p>
+            <w:pPr>
+              <w:pStyle w:val="Compact"/>
+              <w:jc w:val="left"/>
+            </w:pPr>
+            <w:r>
+              <w:t xml:space="preserve">Medium strength</w:t>
+            </w:r>
+          </w:p>
+        </w:tc>
+        <w:tc>
+          <w:tcPr/>
+          <w:p>
+            <w:pPr>
+              <w:pStyle w:val="Compact"/>
+              <w:jc w:val="left"/>
+            </w:pPr>
+            <w:r>
+              <w:t xml:space="preserve">High strength</w:t>
             </w:r>
           </w:p>
         </w:tc>
@@ -524,7 +533,7 @@
               <w:jc w:val="left"/>
             </w:pPr>
             <w:r>
-              <w:t xml:space="preserve">&gt;30% (High instability)</w:t>
+              <w:t xml:space="preserve">&gt;30% (high instability)</w:t>
             </w:r>
           </w:p>
         </w:tc>
@@ -548,7 +557,7 @@
               <w:jc w:val="left"/>
             </w:pPr>
             <w:r>
-              <w:t xml:space="preserve">&lt;15% (High stability)</w:t>
+              <w:t xml:space="preserve">&lt;15% (high stability)</w:t>
             </w:r>
           </w:p>
         </w:tc>
@@ -596,7 +605,7 @@
               <w:jc w:val="left"/>
             </w:pPr>
             <w:r>
-              <w:t xml:space="preserve">Avg. leadership tenure</w:t>
+              <w:t xml:space="preserve">Average leadership tenure</w:t>
             </w:r>
           </w:p>
         </w:tc>
@@ -793,31 +802,31 @@
               <w:jc w:val="left"/>
             </w:pPr>
             <w:r>
-              <w:t xml:space="preserve">Low Strength</w:t>
-            </w:r>
-          </w:p>
-        </w:tc>
-        <w:tc>
-          <w:tcPr/>
-          <w:p>
-            <w:pPr>
-              <w:pStyle w:val="Compact"/>
-              <w:jc w:val="left"/>
-            </w:pPr>
-            <w:r>
-              <w:t xml:space="preserve">Med. Strength</w:t>
-            </w:r>
-          </w:p>
-        </w:tc>
-        <w:tc>
-          <w:tcPr/>
-          <w:p>
-            <w:pPr>
-              <w:pStyle w:val="Compact"/>
-              <w:jc w:val="left"/>
-            </w:pPr>
-            <w:r>
-              <w:t xml:space="preserve">High Strength</w:t>
+              <w:t xml:space="preserve">Low strength</w:t>
+            </w:r>
+          </w:p>
+        </w:tc>
+        <w:tc>
+          <w:tcPr/>
+          <w:p>
+            <w:pPr>
+              <w:pStyle w:val="Compact"/>
+              <w:jc w:val="left"/>
+            </w:pPr>
+            <w:r>
+              <w:t xml:space="preserve">Medium strength</w:t>
+            </w:r>
+          </w:p>
+        </w:tc>
+        <w:tc>
+          <w:tcPr/>
+          <w:p>
+            <w:pPr>
+              <w:pStyle w:val="Compact"/>
+              <w:jc w:val="left"/>
+            </w:pPr>
+            <w:r>
+              <w:t xml:space="preserve">High strength</w:t>
             </w:r>
           </w:p>
         </w:tc>
